--- a/STM32F746G Discovery board/contents/Module13_AdaptiveFilters_Part3/Lab06_Documents/Lab06_AdaptiveFilters.docx
+++ b/STM32F746G Discovery board/contents/Module13_AdaptiveFilters_Part3/Lab06_Documents/Lab06_AdaptiveFilters.docx
@@ -1,6 +1,6 @@
 
 <file path=word/document.xml><?xml version="1.0" encoding="utf-8"?>
-<w:document xmlns:wpc="http://schemas.microsoft.com/office/word/2010/wordprocessingCanvas" xmlns:cx="http://schemas.microsoft.com/office/drawing/2014/chartex" xmlns:cx1="http://schemas.microsoft.com/office/drawing/2015/9/8/chartex" xmlns:cx2="http://schemas.microsoft.com/office/drawing/2015/10/21/chartex" xmlns:cx3="http://schemas.microsoft.com/office/drawing/2016/5/9/chartex" xmlns:cx4="http://schemas.microsoft.com/office/drawing/2016/5/10/chartex" xmlns:cx5="http://schemas.microsoft.com/office/drawing/2016/5/11/chartex" xmlns:cx6="http://schemas.microsoft.com/office/drawing/2016/5/12/chartex" xmlns:cx7="http://schemas.microsoft.com/office/drawing/2016/5/13/chartex" xmlns:cx8="http://schemas.microsoft.com/office/drawing/2016/5/14/chartex" xmlns:mc="http://schemas.openxmlformats.org/markup-compatibility/2006" xmlns:aink="http://schemas.microsoft.com/office/drawing/2016/ink" xmlns:am3d="http://schemas.microsoft.com/office/drawing/2017/model3d" xmlns:o="urn:schemas-microsoft-com:office:office" xmlns:r="http://schemas.openxmlformats.org/officeDocument/2006/relationships" xmlns:m="http://schemas.openxmlformats.org/officeDocument/2006/math" xmlns:v="urn:schemas-microsoft-com:vml" xmlns:wp14="http://schemas.microsoft.com/office/word/2010/wordprocessingDrawing" xmlns:wp="http://schemas.openxmlformats.org/drawingml/2006/wordprocessingDrawing" xmlns:w10="urn:schemas-microsoft-com:office:word" xmlns:w="http://schemas.openxmlformats.org/wordprocessingml/2006/main" xmlns:w14="http://schemas.microsoft.com/office/word/2010/wordml" xmlns:w15="http://schemas.microsoft.com/office/word/2012/wordml" xmlns:w16cid="http://schemas.microsoft.com/office/word/2016/wordml/cid" xmlns:w16se="http://schemas.microsoft.com/office/word/2015/wordml/symex" xmlns:wpg="http://schemas.microsoft.com/office/word/2010/wordprocessingGroup" xmlns:wpi="http://schemas.microsoft.com/office/word/2010/wordprocessingInk" xmlns:wne="http://schemas.microsoft.com/office/word/2006/wordml" xmlns:wps="http://schemas.microsoft.com/office/word/2010/wordprocessingShape" mc:Ignorable="w14 w15 w16se w16cid wp14">
+<w:document xmlns:wpc="http://schemas.microsoft.com/office/word/2010/wordprocessingCanvas" xmlns:cx="http://schemas.microsoft.com/office/drawing/2014/chartex" xmlns:cx1="http://schemas.microsoft.com/office/drawing/2015/9/8/chartex" xmlns:cx2="http://schemas.microsoft.com/office/drawing/2015/10/21/chartex" xmlns:cx3="http://schemas.microsoft.com/office/drawing/2016/5/9/chartex" xmlns:cx4="http://schemas.microsoft.com/office/drawing/2016/5/10/chartex" xmlns:cx5="http://schemas.microsoft.com/office/drawing/2016/5/11/chartex" xmlns:cx6="http://schemas.microsoft.com/office/drawing/2016/5/12/chartex" xmlns:cx7="http://schemas.microsoft.com/office/drawing/2016/5/13/chartex" xmlns:cx8="http://schemas.microsoft.com/office/drawing/2016/5/14/chartex" xmlns:mc="http://schemas.openxmlformats.org/markup-compatibility/2006" xmlns:aink="http://schemas.microsoft.com/office/drawing/2016/ink" xmlns:am3d="http://schemas.microsoft.com/office/drawing/2017/model3d" xmlns:o="urn:schemas-microsoft-com:office:office" xmlns:oel="http://schemas.microsoft.com/office/2019/extlst" xmlns:r="http://schemas.openxmlformats.org/officeDocument/2006/relationships" xmlns:m="http://schemas.openxmlformats.org/officeDocument/2006/math" xmlns:v="urn:schemas-microsoft-com:vml" xmlns:wp14="http://schemas.microsoft.com/office/word/2010/wordprocessingDrawing" xmlns:wp="http://schemas.openxmlformats.org/drawingml/2006/wordprocessingDrawing" xmlns:w10="urn:schemas-microsoft-com:office:word" xmlns:w="http://schemas.openxmlformats.org/wordprocessingml/2006/main" xmlns:w14="http://schemas.microsoft.com/office/word/2010/wordml" xmlns:w15="http://schemas.microsoft.com/office/word/2012/wordml" xmlns:w16cex="http://schemas.microsoft.com/office/word/2018/wordml/cex" xmlns:w16cid="http://schemas.microsoft.com/office/word/2016/wordml/cid" xmlns:w16="http://schemas.microsoft.com/office/word/2018/wordml" xmlns:w16du="http://schemas.microsoft.com/office/word/2023/wordml/word16du" xmlns:w16sdtdh="http://schemas.microsoft.com/office/word/2020/wordml/sdtdatahash" xmlns:w16sdtfl="http://schemas.microsoft.com/office/word/2024/wordml/sdtformatlock" xmlns:w16se="http://schemas.microsoft.com/office/word/2015/wordml/symex" xmlns:wpg="http://schemas.microsoft.com/office/word/2010/wordprocessingGroup" xmlns:wpi="http://schemas.microsoft.com/office/word/2010/wordprocessingInk" xmlns:wne="http://schemas.microsoft.com/office/word/2006/wordml" xmlns:wps="http://schemas.microsoft.com/office/word/2010/wordprocessingShape" mc:Ignorable="w14 w15 w16se w16cid w16 w16cex w16sdtdh w16sdtfl w16du wp14">
   <w:body>
     <w:p>
       <w:pPr>
@@ -91,6 +91,13 @@
           <w:sz w:val="52"/>
         </w:rPr>
         <w:t>6</w:t>
+      </w:r>
+      <w:r>
+        <w:rPr>
+          <w:b/>
+          <w:sz w:val="52"/>
+        </w:rPr>
+        <w:t xml:space="preserve">: </w:t>
       </w:r>
     </w:p>
     <w:p>
@@ -197,8 +204,11 @@
               <w:rFonts w:asciiTheme="minorHAnsi" w:hAnsiTheme="minorHAnsi"/>
               <w:b w:val="0"/>
               <w:color w:val="auto"/>
-              <w:sz w:val="22"/>
-              <w:lang/>
+              <w:kern w:val="2"/>
+              <w:sz w:val="24"/>
+              <w:szCs w:val="24"/>
+              <w:lang w:val="en-GB" w:eastAsia="en-GB"/>
+              <w14:ligatures w14:val="standardContextual"/>
             </w:rPr>
           </w:pPr>
           <w:r>
@@ -219,7 +229,7 @@
             </w:rPr>
             <w:fldChar w:fldCharType="separate"/>
           </w:r>
-          <w:hyperlink w:anchor="_Toc29196168" w:history="1">
+          <w:hyperlink w:anchor="_Toc225511094" w:history="1">
             <w:r>
               <w:rPr>
                 <w:rStyle w:val="Hyperlink"/>
@@ -231,8 +241,11 @@
                 <w:rFonts w:asciiTheme="minorHAnsi" w:hAnsiTheme="minorHAnsi"/>
                 <w:b w:val="0"/>
                 <w:color w:val="auto"/>
-                <w:sz w:val="22"/>
-                <w:lang/>
+                <w:kern w:val="2"/>
+                <w:sz w:val="24"/>
+                <w:szCs w:val="24"/>
+                <w:lang w:val="en-GB" w:eastAsia="en-GB"/>
+                <w14:ligatures w14:val="standardContextual"/>
               </w:rPr>
               <w:tab/>
             </w:r>
@@ -258,7 +271,7 @@
               <w:rPr>
                 <w:webHidden/>
               </w:rPr>
-              <w:instrText xml:space="preserve"> PAGEREF _Toc29196168 \h </w:instrText>
+              <w:instrText xml:space="preserve"> PAGEREF _Toc225511094 \h </w:instrText>
             </w:r>
             <w:r>
               <w:rPr>
@@ -289,17 +302,21 @@
           <w:pPr>
             <w:pStyle w:val="TOC2"/>
             <w:tabs>
-              <w:tab w:val="left" w:pos="880"/>
+              <w:tab w:val="left" w:pos="960"/>
               <w:tab w:val="right" w:leader="dot" w:pos="9016"/>
             </w:tabs>
             <w:rPr>
               <w:rFonts w:asciiTheme="minorHAnsi" w:hAnsiTheme="minorHAnsi"/>
               <w:noProof/>
               <w:color w:val="auto"/>
-              <w:lang/>
+              <w:kern w:val="2"/>
+              <w:sz w:val="24"/>
+              <w:szCs w:val="24"/>
+              <w:lang w:val="en-GB" w:eastAsia="en-GB"/>
+              <w14:ligatures w14:val="standardContextual"/>
             </w:rPr>
           </w:pPr>
-          <w:hyperlink w:anchor="_Toc29196169" w:history="1">
+          <w:hyperlink w:anchor="_Toc225511095" w:history="1">
             <w:r>
               <w:rPr>
                 <w:rStyle w:val="Hyperlink"/>
@@ -312,7 +329,11 @@
                 <w:rFonts w:asciiTheme="minorHAnsi" w:hAnsiTheme="minorHAnsi"/>
                 <w:noProof/>
                 <w:color w:val="auto"/>
-                <w:lang/>
+                <w:kern w:val="2"/>
+                <w:sz w:val="24"/>
+                <w:szCs w:val="24"/>
+                <w:lang w:val="en-GB" w:eastAsia="en-GB"/>
+                <w14:ligatures w14:val="standardContextual"/>
               </w:rPr>
               <w:tab/>
             </w:r>
@@ -321,7 +342,7 @@
                 <w:rStyle w:val="Hyperlink"/>
                 <w:noProof/>
               </w:rPr>
-              <w:t>Lab overview</w:t>
+              <w:t>Lab Overview</w:t>
             </w:r>
             <w:r>
               <w:rPr>
@@ -342,7 +363,7 @@
                 <w:noProof/>
                 <w:webHidden/>
               </w:rPr>
-              <w:instrText xml:space="preserve"> PAGEREF _Toc29196169 \h </w:instrText>
+              <w:instrText xml:space="preserve"> PAGEREF _Toc225511095 \h </w:instrText>
             </w:r>
             <w:r>
               <w:rPr>
@@ -380,11 +401,14 @@
               <w:rFonts w:asciiTheme="minorHAnsi" w:hAnsiTheme="minorHAnsi"/>
               <w:b w:val="0"/>
               <w:color w:val="auto"/>
-              <w:sz w:val="22"/>
-              <w:lang/>
+              <w:kern w:val="2"/>
+              <w:sz w:val="24"/>
+              <w:szCs w:val="24"/>
+              <w:lang w:val="en-GB" w:eastAsia="en-GB"/>
+              <w14:ligatures w14:val="standardContextual"/>
             </w:rPr>
           </w:pPr>
-          <w:hyperlink w:anchor="_Toc29196170" w:history="1">
+          <w:hyperlink w:anchor="_Toc225511096" w:history="1">
             <w:r>
               <w:rPr>
                 <w:rStyle w:val="Hyperlink"/>
@@ -396,8 +420,11 @@
                 <w:rFonts w:asciiTheme="minorHAnsi" w:hAnsiTheme="minorHAnsi"/>
                 <w:b w:val="0"/>
                 <w:color w:val="auto"/>
-                <w:sz w:val="22"/>
-                <w:lang/>
+                <w:kern w:val="2"/>
+                <w:sz w:val="24"/>
+                <w:szCs w:val="24"/>
+                <w:lang w:val="en-GB" w:eastAsia="en-GB"/>
+                <w14:ligatures w14:val="standardContextual"/>
               </w:rPr>
               <w:tab/>
             </w:r>
@@ -423,7 +450,7 @@
               <w:rPr>
                 <w:webHidden/>
               </w:rPr>
-              <w:instrText xml:space="preserve"> PAGEREF _Toc29196170 \h </w:instrText>
+              <w:instrText xml:space="preserve"> PAGEREF _Toc225511096 \h </w:instrText>
             </w:r>
             <w:r>
               <w:rPr>
@@ -457,11 +484,14 @@
               <w:rFonts w:asciiTheme="minorHAnsi" w:hAnsiTheme="minorHAnsi"/>
               <w:b w:val="0"/>
               <w:color w:val="auto"/>
-              <w:sz w:val="22"/>
-              <w:lang/>
+              <w:kern w:val="2"/>
+              <w:sz w:val="24"/>
+              <w:szCs w:val="24"/>
+              <w:lang w:val="en-GB" w:eastAsia="en-GB"/>
+              <w14:ligatures w14:val="standardContextual"/>
             </w:rPr>
           </w:pPr>
-          <w:hyperlink w:anchor="_Toc29196171" w:history="1">
+          <w:hyperlink w:anchor="_Toc225511097" w:history="1">
             <w:r>
               <w:rPr>
                 <w:rStyle w:val="Hyperlink"/>
@@ -473,8 +503,11 @@
                 <w:rFonts w:asciiTheme="minorHAnsi" w:hAnsiTheme="minorHAnsi"/>
                 <w:b w:val="0"/>
                 <w:color w:val="auto"/>
-                <w:sz w:val="22"/>
-                <w:lang/>
+                <w:kern w:val="2"/>
+                <w:sz w:val="24"/>
+                <w:szCs w:val="24"/>
+                <w:lang w:val="en-GB" w:eastAsia="en-GB"/>
+                <w14:ligatures w14:val="standardContextual"/>
               </w:rPr>
               <w:tab/>
             </w:r>
@@ -500,7 +533,7 @@
               <w:rPr>
                 <w:webHidden/>
               </w:rPr>
-              <w:instrText xml:space="preserve"> PAGEREF _Toc29196171 \h </w:instrText>
+              <w:instrText xml:space="preserve"> PAGEREF _Toc225511097 \h </w:instrText>
             </w:r>
             <w:r>
               <w:rPr>
@@ -534,11 +567,14 @@
               <w:rFonts w:asciiTheme="minorHAnsi" w:hAnsiTheme="minorHAnsi"/>
               <w:b w:val="0"/>
               <w:color w:val="auto"/>
-              <w:sz w:val="22"/>
-              <w:lang/>
+              <w:kern w:val="2"/>
+              <w:sz w:val="24"/>
+              <w:szCs w:val="24"/>
+              <w:lang w:val="en-GB" w:eastAsia="en-GB"/>
+              <w14:ligatures w14:val="standardContextual"/>
             </w:rPr>
           </w:pPr>
-          <w:hyperlink w:anchor="_Toc29196172" w:history="1">
+          <w:hyperlink w:anchor="_Toc225511098" w:history="1">
             <w:r>
               <w:rPr>
                 <w:rStyle w:val="Hyperlink"/>
@@ -550,8 +586,11 @@
                 <w:rFonts w:asciiTheme="minorHAnsi" w:hAnsiTheme="minorHAnsi"/>
                 <w:b w:val="0"/>
                 <w:color w:val="auto"/>
-                <w:sz w:val="22"/>
-                <w:lang/>
+                <w:kern w:val="2"/>
+                <w:sz w:val="24"/>
+                <w:szCs w:val="24"/>
+                <w:lang w:val="en-GB" w:eastAsia="en-GB"/>
+                <w14:ligatures w14:val="standardContextual"/>
               </w:rPr>
               <w:tab/>
             </w:r>
@@ -577,7 +616,7 @@
               <w:rPr>
                 <w:webHidden/>
               </w:rPr>
-              <w:instrText xml:space="preserve"> PAGEREF _Toc29196172 \h </w:instrText>
+              <w:instrText xml:space="preserve"> PAGEREF _Toc225511098 \h </w:instrText>
             </w:r>
             <w:r>
               <w:rPr>
@@ -611,11 +650,14 @@
               <w:rFonts w:asciiTheme="minorHAnsi" w:hAnsiTheme="minorHAnsi"/>
               <w:b w:val="0"/>
               <w:color w:val="auto"/>
-              <w:sz w:val="22"/>
-              <w:lang/>
+              <w:kern w:val="2"/>
+              <w:sz w:val="24"/>
+              <w:szCs w:val="24"/>
+              <w:lang w:val="en-GB" w:eastAsia="en-GB"/>
+              <w14:ligatures w14:val="standardContextual"/>
             </w:rPr>
           </w:pPr>
-          <w:hyperlink w:anchor="_Toc29196173" w:history="1">
+          <w:hyperlink w:anchor="_Toc225511099" w:history="1">
             <w:r>
               <w:rPr>
                 <w:rStyle w:val="Hyperlink"/>
@@ -627,8 +669,11 @@
                 <w:rFonts w:asciiTheme="minorHAnsi" w:hAnsiTheme="minorHAnsi"/>
                 <w:b w:val="0"/>
                 <w:color w:val="auto"/>
-                <w:sz w:val="22"/>
-                <w:lang/>
+                <w:kern w:val="2"/>
+                <w:sz w:val="24"/>
+                <w:szCs w:val="24"/>
+                <w:lang w:val="en-GB" w:eastAsia="en-GB"/>
+                <w14:ligatures w14:val="standardContextual"/>
               </w:rPr>
               <w:tab/>
             </w:r>
@@ -654,7 +699,7 @@
               <w:rPr>
                 <w:webHidden/>
               </w:rPr>
-              <w:instrText xml:space="preserve"> PAGEREF _Toc29196173 \h </w:instrText>
+              <w:instrText xml:space="preserve"> PAGEREF _Toc225511099 \h </w:instrText>
             </w:r>
             <w:r>
               <w:rPr>
@@ -688,11 +733,14 @@
               <w:rFonts w:asciiTheme="minorHAnsi" w:hAnsiTheme="minorHAnsi"/>
               <w:b w:val="0"/>
               <w:color w:val="auto"/>
-              <w:sz w:val="22"/>
-              <w:lang/>
+              <w:kern w:val="2"/>
+              <w:sz w:val="24"/>
+              <w:szCs w:val="24"/>
+              <w:lang w:val="en-GB" w:eastAsia="en-GB"/>
+              <w14:ligatures w14:val="standardContextual"/>
             </w:rPr>
           </w:pPr>
-          <w:hyperlink w:anchor="_Toc29196174" w:history="1">
+          <w:hyperlink w:anchor="_Toc225511100" w:history="1">
             <w:r>
               <w:rPr>
                 <w:rStyle w:val="Hyperlink"/>
@@ -704,8 +752,11 @@
                 <w:rFonts w:asciiTheme="minorHAnsi" w:hAnsiTheme="minorHAnsi"/>
                 <w:b w:val="0"/>
                 <w:color w:val="auto"/>
-                <w:sz w:val="22"/>
-                <w:lang/>
+                <w:kern w:val="2"/>
+                <w:sz w:val="24"/>
+                <w:szCs w:val="24"/>
+                <w:lang w:val="en-GB" w:eastAsia="en-GB"/>
+                <w14:ligatures w14:val="standardContextual"/>
               </w:rPr>
               <w:tab/>
             </w:r>
@@ -731,7 +782,7 @@
               <w:rPr>
                 <w:webHidden/>
               </w:rPr>
-              <w:instrText xml:space="preserve"> PAGEREF _Toc29196174 \h </w:instrText>
+              <w:instrText xml:space="preserve"> PAGEREF _Toc225511100 \h </w:instrText>
             </w:r>
             <w:r>
               <w:rPr>
@@ -762,17 +813,21 @@
           <w:pPr>
             <w:pStyle w:val="TOC2"/>
             <w:tabs>
-              <w:tab w:val="left" w:pos="880"/>
+              <w:tab w:val="left" w:pos="960"/>
               <w:tab w:val="right" w:leader="dot" w:pos="9016"/>
             </w:tabs>
             <w:rPr>
               <w:rFonts w:asciiTheme="minorHAnsi" w:hAnsiTheme="minorHAnsi"/>
               <w:noProof/>
               <w:color w:val="auto"/>
-              <w:lang/>
+              <w:kern w:val="2"/>
+              <w:sz w:val="24"/>
+              <w:szCs w:val="24"/>
+              <w:lang w:val="en-GB" w:eastAsia="en-GB"/>
+              <w14:ligatures w14:val="standardContextual"/>
             </w:rPr>
           </w:pPr>
-          <w:hyperlink w:anchor="_Toc29196175" w:history="1">
+          <w:hyperlink w:anchor="_Toc225511101" w:history="1">
             <w:r>
               <w:rPr>
                 <w:rStyle w:val="Hyperlink"/>
@@ -785,7 +840,11 @@
                 <w:rFonts w:asciiTheme="minorHAnsi" w:hAnsiTheme="minorHAnsi"/>
                 <w:noProof/>
                 <w:color w:val="auto"/>
-                <w:lang/>
+                <w:kern w:val="2"/>
+                <w:sz w:val="24"/>
+                <w:szCs w:val="24"/>
+                <w:lang w:val="en-GB" w:eastAsia="en-GB"/>
+                <w14:ligatures w14:val="standardContextual"/>
               </w:rPr>
               <w:tab/>
             </w:r>
@@ -815,7 +874,7 @@
                 <w:noProof/>
                 <w:webHidden/>
               </w:rPr>
-              <w:instrText xml:space="preserve"> PAGEREF _Toc29196175 \h </w:instrText>
+              <w:instrText xml:space="preserve"> PAGEREF _Toc225511101 \h </w:instrText>
             </w:r>
             <w:r>
               <w:rPr>
@@ -853,11 +912,14 @@
               <w:rFonts w:asciiTheme="minorHAnsi" w:hAnsiTheme="minorHAnsi"/>
               <w:b w:val="0"/>
               <w:color w:val="auto"/>
-              <w:sz w:val="22"/>
-              <w:lang/>
+              <w:kern w:val="2"/>
+              <w:sz w:val="24"/>
+              <w:szCs w:val="24"/>
+              <w:lang w:val="en-GB" w:eastAsia="en-GB"/>
+              <w14:ligatures w14:val="standardContextual"/>
             </w:rPr>
           </w:pPr>
-          <w:hyperlink w:anchor="_Toc29196176" w:history="1">
+          <w:hyperlink w:anchor="_Toc225511102" w:history="1">
             <w:r>
               <w:rPr>
                 <w:rStyle w:val="Hyperlink"/>
@@ -869,8 +931,11 @@
                 <w:rFonts w:asciiTheme="minorHAnsi" w:hAnsiTheme="minorHAnsi"/>
                 <w:b w:val="0"/>
                 <w:color w:val="auto"/>
-                <w:sz w:val="22"/>
-                <w:lang/>
+                <w:kern w:val="2"/>
+                <w:sz w:val="24"/>
+                <w:szCs w:val="24"/>
+                <w:lang w:val="en-GB" w:eastAsia="en-GB"/>
+                <w14:ligatures w14:val="standardContextual"/>
               </w:rPr>
               <w:tab/>
             </w:r>
@@ -896,7 +961,7 @@
               <w:rPr>
                 <w:webHidden/>
               </w:rPr>
-              <w:instrText xml:space="preserve"> PAGEREF _Toc29196176 \h </w:instrText>
+              <w:instrText xml:space="preserve"> PAGEREF _Toc225511102 \h </w:instrText>
             </w:r>
             <w:r>
               <w:rPr>
@@ -941,10 +1006,10 @@
           <w:b/>
         </w:rPr>
         <w:sectPr>
-          <w:headerReference w:type="default" r:id="rId8"/>
-          <w:footerReference w:type="default" r:id="rId9"/>
-          <w:headerReference w:type="first" r:id="rId10"/>
-          <w:footerReference w:type="first" r:id="rId11"/>
+          <w:headerReference w:type="default" r:id="rId12"/>
+          <w:footerReference w:type="default" r:id="rId13"/>
+          <w:headerReference w:type="first" r:id="rId14"/>
+          <w:footerReference w:type="first" r:id="rId15"/>
           <w:pgSz w:w="11906" w:h="16838"/>
           <w:pgMar w:top="1560" w:right="1440" w:bottom="1440" w:left="1440" w:header="142" w:footer="708" w:gutter="0"/>
           <w:pgNumType w:start="0"/>
@@ -964,7 +1029,7 @@
       <w:pPr>
         <w:pStyle w:val="Heading1"/>
       </w:pPr>
-      <w:bookmarkStart w:id="3" w:name="_Toc29196168"/>
+      <w:bookmarkStart w:id="3" w:name="_Toc225511094"/>
       <w:r>
         <w:lastRenderedPageBreak/>
         <w:t>Introduction</w:t>
@@ -976,12 +1041,18 @@
         <w:pStyle w:val="Heading2"/>
         <w:shd w:val="clear" w:color="auto" w:fill="E5ECEB"/>
       </w:pPr>
-      <w:bookmarkStart w:id="4" w:name="_Toc29196169"/>
+      <w:bookmarkStart w:id="4" w:name="_Toc225511095"/>
       <w:r>
         <w:t>Lab</w:t>
       </w:r>
       <w:r>
-        <w:t xml:space="preserve"> overview</w:t>
+        <w:t xml:space="preserve"> </w:t>
+      </w:r>
+      <w:r>
+        <w:t>O</w:t>
+      </w:r>
+      <w:r>
+        <w:t>verview</w:t>
       </w:r>
       <w:bookmarkEnd w:id="4"/>
     </w:p>
@@ -1010,6 +1081,11 @@
       <w:r>
         <w:t>quares (LMS) algorithm.</w:t>
       </w:r>
+    </w:p>
+    <w:p>
+      <w:pPr>
+        <w:shd w:val="clear" w:color="auto" w:fill="E5ECEB"/>
+      </w:pPr>
     </w:p>
     <w:p>
       <w:pPr>
@@ -1023,7 +1099,7 @@
       </w:pPr>
       <w:bookmarkStart w:id="5" w:name="_Toc13839319"/>
       <w:bookmarkStart w:id="6" w:name="_Toc19094934"/>
-      <w:bookmarkStart w:id="7" w:name="_Toc29196170"/>
+      <w:bookmarkStart w:id="7" w:name="_Toc225511096"/>
       <w:r>
         <w:t>Requirements</w:t>
       </w:r>
@@ -1170,7 +1246,7 @@
       <w:pPr>
         <w:pStyle w:val="Heading1"/>
       </w:pPr>
-      <w:bookmarkStart w:id="8" w:name="_Toc29196171"/>
+      <w:bookmarkStart w:id="8" w:name="_Toc225511097"/>
       <w:r>
         <w:t xml:space="preserve">Adaptive </w:t>
       </w:r>
@@ -1458,10 +1534,10 @@
             <v:path o:extrusionok="f" gradientshapeok="t" o:connecttype="rect"/>
             <o:lock v:ext="edit" aspectratio="t"/>
           </v:shapetype>
-          <v:shape id="_x0000_i1025" type="#_x0000_t75" style="width:119.25pt;height:34.5pt" o:ole="">
-            <v:imagedata r:id="rId12" o:title=""/>
+          <v:shape id="_x0000_i1025" type="#_x0000_t75" style="width:119pt;height:35pt" o:ole="">
+            <v:imagedata r:id="rId16" o:title=""/>
           </v:shape>
-          <o:OLEObject Type="Embed" ProgID="Equation.3" ShapeID="_x0000_i1025" DrawAspect="Content" ObjectID="_1639808996" r:id="rId13"/>
+          <o:OLEObject Type="Embed" ProgID="Equation.3" ShapeID="_x0000_i1025" DrawAspect="Content" ObjectID="_1836124019" r:id="rId17"/>
         </w:object>
       </w:r>
       <w:r>
@@ -1514,10 +1590,10 @@
           <w:position w:val="-10"/>
         </w:rPr>
         <w:object w:dxaOrig="1820" w:dyaOrig="320" w14:anchorId="04A5BED0">
-          <v:shape id="_x0000_i1026" type="#_x0000_t75" style="width:91.5pt;height:15pt" o:ole="">
-            <v:imagedata r:id="rId14" o:title=""/>
+          <v:shape id="_x0000_i1026" type="#_x0000_t75" style="width:91.5pt;height:15.5pt" o:ole="">
+            <v:imagedata r:id="rId18" o:title=""/>
           </v:shape>
-          <o:OLEObject Type="Embed" ProgID="Equation.3" ShapeID="_x0000_i1026" DrawAspect="Content" ObjectID="_1639808997" r:id="rId15"/>
+          <o:OLEObject Type="Embed" ProgID="Equation.3" ShapeID="_x0000_i1026" DrawAspect="Content" ObjectID="_1836124020" r:id="rId19"/>
         </w:object>
       </w:r>
       <w:r>
@@ -1552,10 +1628,10 @@
           <w:position w:val="-12"/>
         </w:rPr>
         <w:object w:dxaOrig="3420" w:dyaOrig="360" w14:anchorId="6595D287">
-          <v:shape id="_x0000_i1027" type="#_x0000_t75" style="width:171pt;height:18pt" o:ole="">
-            <v:imagedata r:id="rId16" o:title=""/>
+          <v:shape id="_x0000_i1027" type="#_x0000_t75" style="width:170.5pt;height:18pt" o:ole="">
+            <v:imagedata r:id="rId20" o:title=""/>
           </v:shape>
-          <o:OLEObject Type="Embed" ProgID="Equation.3" ShapeID="_x0000_i1027" DrawAspect="Content" ObjectID="_1639808998" r:id="rId17"/>
+          <o:OLEObject Type="Embed" ProgID="Equation.3" ShapeID="_x0000_i1027" DrawAspect="Content" ObjectID="_1836124021" r:id="rId21"/>
         </w:object>
       </w:r>
       <w:r>
@@ -1574,8 +1650,6 @@
         <w:tab/>
         <w:t>(3)</w:t>
       </w:r>
-      <w:bookmarkStart w:id="9" w:name="_GoBack"/>
-      <w:bookmarkEnd w:id="9"/>
     </w:p>
     <w:p>
       <w:pPr>
@@ -1611,7 +1685,7 @@
                     </pic:cNvPicPr>
                   </pic:nvPicPr>
                   <pic:blipFill>
-                    <a:blip r:embed="rId18" cstate="print"/>
+                    <a:blip r:embed="rId22" cstate="print"/>
                     <a:srcRect/>
                     <a:stretch>
                       <a:fillRect/>
@@ -1645,7 +1719,7 @@
         <w:pStyle w:val="Caption"/>
         <w:jc w:val="center"/>
       </w:pPr>
-      <w:bookmarkStart w:id="10" w:name="_Ref19115764"/>
+      <w:bookmarkStart w:id="9" w:name="_Ref19115764"/>
       <w:r>
         <w:t xml:space="preserve">Figure </w:t>
       </w:r>
@@ -1664,7 +1738,7 @@
       <w:r>
         <w:fldChar w:fldCharType="end"/>
       </w:r>
-      <w:bookmarkEnd w:id="10"/>
+      <w:bookmarkEnd w:id="9"/>
       <w:r>
         <w:t xml:space="preserve">: Block diagram of adaptive filter implemented by program </w:t>
       </w:r>
@@ -1764,10 +1838,10 @@
           <w:position w:val="-10"/>
         </w:rPr>
         <w:object w:dxaOrig="2060" w:dyaOrig="320" w14:anchorId="605BD287">
-          <v:shape id="_x0000_i1028" type="#_x0000_t75" style="width:103.5pt;height:15pt" o:ole="">
-            <v:imagedata r:id="rId19" o:title=""/>
+          <v:shape id="_x0000_i1028" type="#_x0000_t75" style="width:103.5pt;height:15.5pt" o:ole="">
+            <v:imagedata r:id="rId23" o:title=""/>
           </v:shape>
-          <o:OLEObject Type="Embed" ProgID="Equation.3" ShapeID="_x0000_i1028" DrawAspect="Content" ObjectID="_1639808999" r:id="rId20"/>
+          <o:OLEObject Type="Embed" ProgID="Equation.3" ShapeID="_x0000_i1028" DrawAspect="Content" ObjectID="_1836124022" r:id="rId24"/>
         </w:object>
       </w:r>
       <w:r>
@@ -1812,10 +1886,10 @@
           <w:position w:val="-10"/>
         </w:rPr>
         <w:object w:dxaOrig="1840" w:dyaOrig="320" w14:anchorId="3DA85E48">
-          <v:shape id="_x0000_i1029" type="#_x0000_t75" style="width:91.5pt;height:15pt" o:ole="">
-            <v:imagedata r:id="rId21" o:title=""/>
+          <v:shape id="_x0000_i1029" type="#_x0000_t75" style="width:91.5pt;height:15.5pt" o:ole="">
+            <v:imagedata r:id="rId25" o:title=""/>
           </v:shape>
-          <o:OLEObject Type="Embed" ProgID="Equation.3" ShapeID="_x0000_i1029" DrawAspect="Content" ObjectID="_1639809000" r:id="rId22"/>
+          <o:OLEObject Type="Embed" ProgID="Equation.3" ShapeID="_x0000_i1029" DrawAspect="Content" ObjectID="_1836124023" r:id="rId26"/>
         </w:object>
       </w:r>
       <w:r>
@@ -1875,8 +1949,17 @@
           <w:sz w:val="18"/>
           <w:szCs w:val="18"/>
         </w:rPr>
-        <w:t>// stm32f7_adaptive.c</w:t>
-      </w:r>
+        <w:t>// stm32f7_adaptive</w:t>
+      </w:r>
+      <w:proofErr w:type="gramStart"/>
+      <w:r>
+        <w:rPr>
+          <w:sz w:val="18"/>
+          <w:szCs w:val="18"/>
+        </w:rPr>
+        <w:t>.c</w:t>
+      </w:r>
+      <w:proofErr w:type="gramEnd"/>
     </w:p>
     <w:p>
       <w:pPr>
@@ -1897,12 +1980,37 @@
           <w:szCs w:val="18"/>
         </w:rPr>
       </w:pPr>
-      <w:r>
-        <w:rPr>
-          <w:sz w:val="18"/>
-          <w:szCs w:val="18"/>
-        </w:rPr>
-        <w:t>#include "stm32f7_wm8994_init.h"</w:t>
+      <w:proofErr w:type="gramStart"/>
+      <w:r>
+        <w:rPr>
+          <w:sz w:val="18"/>
+          <w:szCs w:val="18"/>
+        </w:rPr>
+        <w:t>#include</w:t>
+      </w:r>
+      <w:proofErr w:type="gramEnd"/>
+      <w:r>
+        <w:rPr>
+          <w:sz w:val="18"/>
+          <w:szCs w:val="18"/>
+        </w:rPr>
+        <w:t xml:space="preserve"> "stm32f7_wm8994_init</w:t>
+      </w:r>
+      <w:proofErr w:type="gramStart"/>
+      <w:r>
+        <w:rPr>
+          <w:sz w:val="18"/>
+          <w:szCs w:val="18"/>
+        </w:rPr>
+        <w:t>.h</w:t>
+      </w:r>
+      <w:proofErr w:type="gramEnd"/>
+      <w:r>
+        <w:rPr>
+          <w:sz w:val="18"/>
+          <w:szCs w:val="18"/>
+        </w:rPr>
+        <w:t>"</w:t>
       </w:r>
     </w:p>
     <w:p>
@@ -1990,33 +2098,22 @@
           <w:sz w:val="18"/>
           <w:szCs w:val="18"/>
         </w:rPr>
-        <w:t xml:space="preserve">#define N 21                  // number of </w:t>
-      </w:r>
-      <w:proofErr w:type="gramStart"/>
-      <w:r>
-        <w:rPr>
-          <w:sz w:val="18"/>
-          <w:szCs w:val="18"/>
-        </w:rPr>
-        <w:t>filter</w:t>
-      </w:r>
-      <w:proofErr w:type="gramEnd"/>
-      <w:r>
-        <w:rPr>
-          <w:sz w:val="18"/>
-          <w:szCs w:val="18"/>
-        </w:rPr>
-        <w:t xml:space="preserve"> </w:t>
-      </w:r>
-      <w:proofErr w:type="spellStart"/>
-      <w:r>
-        <w:rPr>
-          <w:sz w:val="18"/>
-          <w:szCs w:val="18"/>
-        </w:rPr>
-        <w:t>coeffs</w:t>
-      </w:r>
-      <w:proofErr w:type="spellEnd"/>
+        <w:t>#define N 21                  // number of filter coeff</w:t>
+      </w:r>
+      <w:r>
+        <w:rPr>
+          <w:sz w:val="18"/>
+          <w:szCs w:val="18"/>
+        </w:rPr>
+        <w:t>icient</w:t>
+      </w:r>
+      <w:r>
+        <w:rPr>
+          <w:sz w:val="18"/>
+          <w:szCs w:val="18"/>
+        </w:rPr>
+        <w:t>s</w:t>
+      </w:r>
     </w:p>
     <w:p>
       <w:pPr>
@@ -2124,8 +2221,17 @@
           <w:sz w:val="18"/>
           <w:szCs w:val="18"/>
         </w:rPr>
-        <w:t>NUM_ITERS];</w:t>
-      </w:r>
+        <w:t>NUM_ITERS</w:t>
+      </w:r>
+      <w:proofErr w:type="gramStart"/>
+      <w:r>
+        <w:rPr>
+          <w:sz w:val="18"/>
+          <w:szCs w:val="18"/>
+        </w:rPr>
+        <w:t>];</w:t>
+      </w:r>
+      <w:proofErr w:type="gramEnd"/>
     </w:p>
     <w:p>
       <w:pPr>
@@ -2157,8 +2263,17 @@
           <w:sz w:val="18"/>
           <w:szCs w:val="18"/>
         </w:rPr>
-        <w:t>NUM_ITERS];</w:t>
-      </w:r>
+        <w:t>NUM_ITERS</w:t>
+      </w:r>
+      <w:proofErr w:type="gramStart"/>
+      <w:r>
+        <w:rPr>
+          <w:sz w:val="18"/>
+          <w:szCs w:val="18"/>
+        </w:rPr>
+        <w:t>];</w:t>
+      </w:r>
+      <w:proofErr w:type="gramEnd"/>
     </w:p>
     <w:p>
       <w:pPr>
@@ -2207,6 +2322,7 @@
           <w:sz w:val="18"/>
           <w:szCs w:val="18"/>
         </w:rPr>
+        <w:lastRenderedPageBreak/>
         <w:t>float32_t x[N+1] = {0.0</w:t>
       </w:r>
       <w:proofErr w:type="gramStart"/>
@@ -2244,7 +2360,6 @@
           <w:szCs w:val="18"/>
           <w:lang w:val="fr-FR"/>
         </w:rPr>
-        <w:lastRenderedPageBreak/>
         <w:t>int</w:t>
       </w:r>
       <w:proofErr w:type="spellEnd"/>
@@ -2255,8 +2370,18 @@
           <w:szCs w:val="18"/>
           <w:lang w:val="fr-FR"/>
         </w:rPr>
-        <w:t xml:space="preserve"> i, t;</w:t>
-      </w:r>
+        <w:t xml:space="preserve"> i, </w:t>
+      </w:r>
+      <w:proofErr w:type="gramStart"/>
+      <w:r>
+        <w:rPr>
+          <w:sz w:val="18"/>
+          <w:szCs w:val="18"/>
+          <w:lang w:val="fr-FR"/>
+        </w:rPr>
+        <w:t>t;</w:t>
+      </w:r>
+      <w:proofErr w:type="gramEnd"/>
     </w:p>
     <w:p>
       <w:pPr>
@@ -2284,8 +2409,18 @@
           <w:szCs w:val="18"/>
           <w:lang w:val="fr-FR"/>
         </w:rPr>
-        <w:t>32_t d, y, e;</w:t>
-      </w:r>
+        <w:t xml:space="preserve">32_t d, y, </w:t>
+      </w:r>
+      <w:proofErr w:type="gramStart"/>
+      <w:r>
+        <w:rPr>
+          <w:sz w:val="18"/>
+          <w:szCs w:val="18"/>
+          <w:lang w:val="fr-FR"/>
+        </w:rPr>
+        <w:t>e;</w:t>
+      </w:r>
+      <w:proofErr w:type="gramEnd"/>
     </w:p>
     <w:p>
       <w:pPr>
@@ -2326,7 +2461,25 @@
           <w:szCs w:val="18"/>
           <w:lang w:val="fr-FR"/>
         </w:rPr>
-        <w:t xml:space="preserve"> main()</w:t>
+        <w:t xml:space="preserve"> </w:t>
+      </w:r>
+      <w:proofErr w:type="gramStart"/>
+      <w:r>
+        <w:rPr>
+          <w:sz w:val="18"/>
+          <w:szCs w:val="18"/>
+          <w:lang w:val="fr-FR"/>
+        </w:rPr>
+        <w:t>main(</w:t>
+      </w:r>
+      <w:proofErr w:type="gramEnd"/>
+      <w:r>
+        <w:rPr>
+          <w:sz w:val="18"/>
+          <w:szCs w:val="18"/>
+          <w:lang w:val="fr-FR"/>
+        </w:rPr>
+        <w:t>)</w:t>
       </w:r>
     </w:p>
     <w:p>
@@ -2382,7 +2535,43 @@
           <w:szCs w:val="18"/>
           <w:lang w:val="fr-FR"/>
         </w:rPr>
-        <w:t xml:space="preserve"> (t = 0; t &lt; NUM_ITERS; t++)</w:t>
+        <w:t xml:space="preserve"> (t = </w:t>
+      </w:r>
+      <w:proofErr w:type="gramStart"/>
+      <w:r>
+        <w:rPr>
+          <w:sz w:val="18"/>
+          <w:szCs w:val="18"/>
+          <w:lang w:val="fr-FR"/>
+        </w:rPr>
+        <w:t>0;</w:t>
+      </w:r>
+      <w:proofErr w:type="gramEnd"/>
+      <w:r>
+        <w:rPr>
+          <w:sz w:val="18"/>
+          <w:szCs w:val="18"/>
+          <w:lang w:val="fr-FR"/>
+        </w:rPr>
+        <w:t xml:space="preserve"> t &lt; NUM_</w:t>
+      </w:r>
+      <w:proofErr w:type="gramStart"/>
+      <w:r>
+        <w:rPr>
+          <w:sz w:val="18"/>
+          <w:szCs w:val="18"/>
+          <w:lang w:val="fr-FR"/>
+        </w:rPr>
+        <w:t>ITERS;</w:t>
+      </w:r>
+      <w:proofErr w:type="gramEnd"/>
+      <w:r>
+        <w:rPr>
+          <w:sz w:val="18"/>
+          <w:szCs w:val="18"/>
+          <w:lang w:val="fr-FR"/>
+        </w:rPr>
+        <w:t xml:space="preserve"> t++)</w:t>
       </w:r>
     </w:p>
     <w:p>
@@ -2440,7 +2629,23 @@
           <w:sz w:val="18"/>
           <w:szCs w:val="18"/>
         </w:rPr>
-        <w:t>0] = sin(2*PI*t/8);        // get new input sample</w:t>
+        <w:t>0] = sin(2*PI*t/8</w:t>
+      </w:r>
+      <w:proofErr w:type="gramStart"/>
+      <w:r>
+        <w:rPr>
+          <w:sz w:val="18"/>
+          <w:szCs w:val="18"/>
+        </w:rPr>
+        <w:t xml:space="preserve">);   </w:t>
+      </w:r>
+      <w:proofErr w:type="gramEnd"/>
+      <w:r>
+        <w:rPr>
+          <w:sz w:val="18"/>
+          <w:szCs w:val="18"/>
+        </w:rPr>
+        <w:t xml:space="preserve">     // get new input sample</w:t>
       </w:r>
     </w:p>
     <w:p>
@@ -2620,8 +2825,17 @@
           <w:sz w:val="18"/>
           <w:szCs w:val="18"/>
         </w:rPr>
-        <w:t>]);</w:t>
-      </w:r>
+        <w:t>]</w:t>
+      </w:r>
+      <w:proofErr w:type="gramStart"/>
+      <w:r>
+        <w:rPr>
+          <w:sz w:val="18"/>
+          <w:szCs w:val="18"/>
+        </w:rPr>
+        <w:t>);</w:t>
+      </w:r>
+      <w:proofErr w:type="gramEnd"/>
     </w:p>
     <w:p>
       <w:pPr>
@@ -2974,8 +3188,17 @@
           <w:sz w:val="18"/>
           <w:szCs w:val="18"/>
         </w:rPr>
-        <w:t>[t] = y;</w:t>
-      </w:r>
+        <w:t xml:space="preserve">[t] = </w:t>
+      </w:r>
+      <w:proofErr w:type="gramStart"/>
+      <w:r>
+        <w:rPr>
+          <w:sz w:val="18"/>
+          <w:szCs w:val="18"/>
+        </w:rPr>
+        <w:t>y;</w:t>
+      </w:r>
+      <w:proofErr w:type="gramEnd"/>
     </w:p>
     <w:p>
       <w:pPr>
@@ -2991,8 +3214,17 @@
           <w:sz w:val="18"/>
           <w:szCs w:val="18"/>
         </w:rPr>
-        <w:t xml:space="preserve">    error[t] = e;</w:t>
-      </w:r>
+        <w:t xml:space="preserve">    error[t] = </w:t>
+      </w:r>
+      <w:proofErr w:type="gramStart"/>
+      <w:r>
+        <w:rPr>
+          <w:sz w:val="18"/>
+          <w:szCs w:val="18"/>
+        </w:rPr>
+        <w:t>e;</w:t>
+      </w:r>
+      <w:proofErr w:type="gramEnd"/>
     </w:p>
     <w:p>
       <w:pPr>
@@ -3042,8 +3274,17 @@
           <w:sz w:val="18"/>
           <w:szCs w:val="18"/>
         </w:rPr>
-        <w:t>0, SOURCE_FILE_NAME, GRAPH);</w:t>
-      </w:r>
+        <w:t>0, SOURCE_FILE_NAME, GRAPH</w:t>
+      </w:r>
+      <w:proofErr w:type="gramStart"/>
+      <w:r>
+        <w:rPr>
+          <w:sz w:val="18"/>
+          <w:szCs w:val="18"/>
+        </w:rPr>
+        <w:t>);</w:t>
+      </w:r>
+      <w:proofErr w:type="gramEnd"/>
     </w:p>
     <w:p>
       <w:pPr>
@@ -3142,8 +3383,17 @@
           <w:sz w:val="18"/>
           <w:szCs w:val="18"/>
         </w:rPr>
-        <w:t>desired, NUM_ITERS, 0, 0);</w:t>
-      </w:r>
+        <w:t>desired, NUM_ITERS, 0, 0</w:t>
+      </w:r>
+      <w:proofErr w:type="gramStart"/>
+      <w:r>
+        <w:rPr>
+          <w:sz w:val="18"/>
+          <w:szCs w:val="18"/>
+        </w:rPr>
+        <w:t>);</w:t>
+      </w:r>
+      <w:proofErr w:type="gramEnd"/>
     </w:p>
     <w:p>
       <w:pPr>
@@ -3190,16 +3440,9 @@
           <w:sz w:val="18"/>
           <w:szCs w:val="18"/>
         </w:rPr>
-        <w:t>(</w:t>
+        <w:t>();</w:t>
       </w:r>
       <w:proofErr w:type="gramEnd"/>
-      <w:r>
-        <w:rPr>
-          <w:sz w:val="18"/>
-          <w:szCs w:val="18"/>
-        </w:rPr>
-        <w:t>);</w:t>
-      </w:r>
     </w:p>
     <w:p>
       <w:pPr>
@@ -3256,8 +3499,17 @@
           <w:sz w:val="18"/>
           <w:szCs w:val="18"/>
         </w:rPr>
-        <w:t>, NUM_ITERS, 0, 0);</w:t>
-      </w:r>
+        <w:t>, NUM_ITERS, 0, 0</w:t>
+      </w:r>
+      <w:proofErr w:type="gramStart"/>
+      <w:r>
+        <w:rPr>
+          <w:sz w:val="18"/>
+          <w:szCs w:val="18"/>
+        </w:rPr>
+        <w:t>);</w:t>
+      </w:r>
+      <w:proofErr w:type="gramEnd"/>
     </w:p>
     <w:p>
       <w:pPr>
@@ -3304,16 +3556,9 @@
           <w:sz w:val="18"/>
           <w:szCs w:val="18"/>
         </w:rPr>
-        <w:t>(</w:t>
+        <w:t>();</w:t>
       </w:r>
       <w:proofErr w:type="gramEnd"/>
-      <w:r>
-        <w:rPr>
-          <w:sz w:val="18"/>
-          <w:szCs w:val="18"/>
-        </w:rPr>
-        <w:t>);</w:t>
-      </w:r>
     </w:p>
     <w:p>
       <w:pPr>
@@ -3361,8 +3606,17 @@
           <w:sz w:val="18"/>
           <w:szCs w:val="18"/>
         </w:rPr>
-        <w:t>error, NUM_ITERS, 0, 0);</w:t>
-      </w:r>
+        <w:t>error, NUM_ITERS, 0, 0</w:t>
+      </w:r>
+      <w:proofErr w:type="gramStart"/>
+      <w:r>
+        <w:rPr>
+          <w:sz w:val="18"/>
+          <w:szCs w:val="18"/>
+        </w:rPr>
+        <w:t>);</w:t>
+      </w:r>
+      <w:proofErr w:type="gramEnd"/>
     </w:p>
     <w:p>
       <w:pPr>
@@ -3409,16 +3663,9 @@
           <w:sz w:val="18"/>
           <w:szCs w:val="18"/>
         </w:rPr>
-        <w:t>(</w:t>
+        <w:t>();</w:t>
       </w:r>
       <w:proofErr w:type="gramEnd"/>
-      <w:r>
-        <w:rPr>
-          <w:sz w:val="18"/>
-          <w:szCs w:val="18"/>
-        </w:rPr>
-        <w:t>);</w:t>
-      </w:r>
     </w:p>
     <w:p>
       <w:pPr>
@@ -3494,17 +3741,23 @@
         <w:t>stm32f7_adaptive.c</w:t>
       </w:r>
       <w:r>
-        <w:t xml:space="preserve">. The program stores the desired output, output and error signals for </w:t>
+        <w:t>. The program stores the desired output, output</w:t>
+      </w:r>
+      <w:r>
+        <w:t>,</w:t>
+      </w:r>
+      <w:r>
+        <w:t xml:space="preserve"> and error signals for </w:t>
       </w:r>
       <w:r>
         <w:rPr>
           <w:position w:val="-6"/>
         </w:rPr>
         <w:object w:dxaOrig="1040" w:dyaOrig="279" w14:anchorId="01AE1634">
-          <v:shape id="_x0000_i1030" type="#_x0000_t75" style="width:52.5pt;height:15pt" o:ole="">
-            <v:imagedata r:id="rId23" o:title=""/>
+          <v:shape id="_x0000_i1030" type="#_x0000_t75" style="width:52.5pt;height:15.5pt" o:ole="">
+            <v:imagedata r:id="rId27" o:title=""/>
           </v:shape>
-          <o:OLEObject Type="Embed" ProgID="Equation.3" ShapeID="_x0000_i1030" DrawAspect="Content" ObjectID="_1639809001" r:id="rId24"/>
+          <o:OLEObject Type="Embed" ProgID="Equation.3" ShapeID="_x0000_i1030" DrawAspect="Content" ObjectID="_1836124024" r:id="rId28"/>
         </w:object>
       </w:r>
       <w:r>
@@ -3561,7 +3814,15 @@
         <w:adjustRightInd w:val="0"/>
       </w:pPr>
       <w:r>
-        <w:t>By pressing the blue user pushbutton on the Discovery board</w:t>
+        <w:t xml:space="preserve">By pressing the blue user </w:t>
+      </w:r>
+      <w:proofErr w:type="gramStart"/>
+      <w:r>
+        <w:t>pushbutton</w:t>
+      </w:r>
+      <w:proofErr w:type="gramEnd"/>
+      <w:r>
+        <w:t xml:space="preserve"> on the Discovery board</w:t>
       </w:r>
       <w:r>
         <w:t>,</w:t>
@@ -3770,7 +4031,15 @@
         <w:t>)</w:t>
       </w:r>
       <w:r>
-        <w:t>. The filter output should have converged to the desired output and the error should have decreased over the 64 sample instants simulated</w:t>
+        <w:t xml:space="preserve">. The filter output should have converged to the desired </w:t>
+      </w:r>
+      <w:proofErr w:type="gramStart"/>
+      <w:r>
+        <w:t>output</w:t>
+      </w:r>
+      <w:proofErr w:type="gramEnd"/>
+      <w:r>
+        <w:t xml:space="preserve"> and the error should have decreased over the 64 sample instants simulated</w:t>
       </w:r>
       <w:r>
         <w:t xml:space="preserve"> as shown in the following figures.</w:t>
@@ -3808,7 +4077,7 @@
                     </pic:cNvPicPr>
                   </pic:nvPicPr>
                   <pic:blipFill>
-                    <a:blip r:embed="rId25" cstate="print"/>
+                    <a:blip r:embed="rId29" cstate="print"/>
                     <a:srcRect/>
                     <a:stretch>
                       <a:fillRect/>
@@ -3917,7 +4186,7 @@
                     </pic:cNvPicPr>
                   </pic:nvPicPr>
                   <pic:blipFill>
-                    <a:blip r:embed="rId26" cstate="print"/>
+                    <a:blip r:embed="rId30" cstate="print"/>
                     <a:srcRect/>
                     <a:stretch>
                       <a:fillRect/>
@@ -4029,7 +4298,7 @@
                     </pic:cNvPicPr>
                   </pic:nvPicPr>
                   <pic:blipFill>
-                    <a:blip r:embed="rId27" cstate="print"/>
+                    <a:blip r:embed="rId31" cstate="print"/>
                     <a:srcRect/>
                     <a:stretch>
                       <a:fillRect/>
@@ -4107,16 +4376,8 @@
           <w:ilvl w:val="0"/>
           <w:numId w:val="29"/>
         </w:numPr>
-        <w:rPr>
-          <w:b/>
-          <w:bCs/>
-        </w:rPr>
-      </w:pPr>
-      <w:r>
-        <w:rPr>
-          <w:b/>
-          <w:bCs/>
-        </w:rPr>
+      </w:pPr>
+      <w:r>
         <w:t>Repeat the experiment using a learning rate (beta) of 0.02 and verify that convergence is faster.</w:t>
       </w:r>
     </w:p>
@@ -4138,7 +4399,13 @@
         <w:t>stm32f7_adaptive.c</w:t>
       </w:r>
       <w:r>
-        <w:t xml:space="preserve"> is an extremely simplistic demonstration of an adaptive filter. It is intended to introduce the relationships between input, output, desired output and error signals, and the role of the learning rate, and to illustrate how simple it can be to implement the LMS algorithm.</w:t>
+        <w:t xml:space="preserve"> is an extremely simplistic demonstration of an adaptive filter. It is intended to introduce the relationships between input, output, desired output</w:t>
+      </w:r>
+      <w:r>
+        <w:t>,</w:t>
+      </w:r>
+      <w:r>
+        <w:t xml:space="preserve"> and error signals, and the role of the learning rate, and to illustrate how simple it can be to implement the LMS algorithm.</w:t>
       </w:r>
     </w:p>
     <w:p>
@@ -4152,7 +4419,7 @@
       <w:pPr>
         <w:pStyle w:val="Heading1"/>
       </w:pPr>
-      <w:bookmarkStart w:id="11" w:name="_Toc29196172"/>
+      <w:bookmarkStart w:id="10" w:name="_Toc225511098"/>
       <w:r>
         <w:t xml:space="preserve">Adaptive FIR </w:t>
       </w:r>
@@ -4192,7 +4459,7 @@
       <w:r>
         <w:t>nputs</w:t>
       </w:r>
-      <w:bookmarkEnd w:id="11"/>
+      <w:bookmarkEnd w:id="10"/>
     </w:p>
     <w:p>
       <w:pPr>
@@ -6234,7 +6501,6 @@
                         <wps:txbx>
                           <w:txbxContent>
                             <w:p>
-                              <w:proofErr w:type="spellStart"/>
                               <w:r>
                                 <w:rPr>
                                   <w:rFonts w:ascii="Courier New" w:hAnsi="Courier New" w:cs="Courier New"/>
@@ -6244,7 +6510,6 @@
                                 </w:rPr>
                                 <w:t>refnoise</w:t>
                               </w:r>
-                              <w:proofErr w:type="spellEnd"/>
                             </w:p>
                           </w:txbxContent>
                         </wps:txbx>
@@ -6292,7 +6557,6 @@
                         <wps:txbx>
                           <w:txbxContent>
                             <w:p>
-                              <w:proofErr w:type="spellStart"/>
                               <w:r>
                                 <w:rPr>
                                   <w:rFonts w:ascii="Courier New" w:hAnsi="Courier New" w:cs="Courier New"/>
@@ -6302,7 +6566,6 @@
                                 </w:rPr>
                                 <w:t>signoise</w:t>
                               </w:r>
-                              <w:proofErr w:type="spellEnd"/>
                             </w:p>
                           </w:txbxContent>
                         </wps:txbx>
@@ -6915,7 +7178,6 @@
                   <v:textbox style="mso-fit-shape-to-text:t" inset="0,0,0,0">
                     <w:txbxContent>
                       <w:p>
-                        <w:proofErr w:type="spellStart"/>
                         <w:r>
                           <w:rPr>
                             <w:rFonts w:ascii="Courier New" w:hAnsi="Courier New" w:cs="Courier New"/>
@@ -6925,7 +7187,6 @@
                           </w:rPr>
                           <w:t>refnoise</w:t>
                         </w:r>
-                        <w:proofErr w:type="spellEnd"/>
                       </w:p>
                     </w:txbxContent>
                   </v:textbox>
@@ -6934,7 +7195,6 @@
                   <v:textbox style="mso-fit-shape-to-text:t" inset="0,0,0,0">
                     <w:txbxContent>
                       <w:p>
-                        <w:proofErr w:type="spellStart"/>
                         <w:r>
                           <w:rPr>
                             <w:rFonts w:ascii="Courier New" w:hAnsi="Courier New" w:cs="Courier New"/>
@@ -6944,7 +7204,6 @@
                           </w:rPr>
                           <w:t>signoise</w:t>
                         </w:r>
-                        <w:proofErr w:type="spellEnd"/>
                       </w:p>
                     </w:txbxContent>
                   </v:textbox>
@@ -7082,7 +7341,7 @@
       <w:pPr>
         <w:pStyle w:val="Caption"/>
       </w:pPr>
-      <w:bookmarkStart w:id="12" w:name="_Ref19178377"/>
+      <w:bookmarkStart w:id="11" w:name="_Ref19178377"/>
       <w:r>
         <w:t xml:space="preserve">Figure </w:t>
       </w:r>
@@ -7101,7 +7360,7 @@
       <w:r>
         <w:fldChar w:fldCharType="end"/>
       </w:r>
-      <w:bookmarkEnd w:id="12"/>
+      <w:bookmarkEnd w:id="11"/>
       <w:r>
         <w:t xml:space="preserve">: Block diagram representation of program </w:t>
       </w:r>
@@ -7118,7 +7377,15 @@
         <w:spacing w:line="240" w:lineRule="auto"/>
       </w:pPr>
       <w:r>
-        <w:t xml:space="preserve">Build and run the program and test it using file </w:t>
+        <w:t xml:space="preserve">Build and run the program and test it </w:t>
+      </w:r>
+      <w:proofErr w:type="gramStart"/>
+      <w:r>
+        <w:t>using file</w:t>
+      </w:r>
+      <w:proofErr w:type="gramEnd"/>
+      <w:r>
+        <w:t xml:space="preserve"> </w:t>
       </w:r>
       <w:r>
         <w:rPr>
@@ -7144,6 +7411,11 @@
       <w:r>
         <w:t xml:space="preserve"> then the adaptation may be very slow.</w:t>
       </w:r>
+    </w:p>
+    <w:p>
+      <w:pPr>
+        <w:spacing w:line="240" w:lineRule="auto"/>
+      </w:pPr>
     </w:p>
     <w:p>
       <w:pPr>
@@ -7255,10 +7527,21 @@
         <w:rPr>
           <w:rFonts w:ascii="Courier New" w:hAnsi="Courier New" w:cs="Courier New"/>
         </w:rPr>
-        <w:t>start address + 0x400</w:t>
-      </w:r>
-      <w:r>
-        <w:t>, and plot</w:t>
+        <w:t xml:space="preserve">start address + </w:t>
+      </w:r>
+      <w:proofErr w:type="gramStart"/>
+      <w:r>
+        <w:rPr>
+          <w:rFonts w:ascii="Courier New" w:hAnsi="Courier New" w:cs="Courier New"/>
+        </w:rPr>
+        <w:t>0x400</w:t>
+      </w:r>
+      <w:r>
+        <w:t>, and</w:t>
+      </w:r>
+      <w:proofErr w:type="gramEnd"/>
+      <w:r>
+        <w:t xml:space="preserve"> plot</w:t>
       </w:r>
       <w:r>
         <w:t>ted</w:t>
@@ -7347,7 +7630,7 @@
       <w:pPr>
         <w:pStyle w:val="Heading1"/>
       </w:pPr>
-      <w:bookmarkStart w:id="13" w:name="_Toc29196173"/>
+      <w:bookmarkStart w:id="12" w:name="_Toc225511099"/>
       <w:r>
         <w:t>Normali</w:t>
       </w:r>
@@ -7363,7 +7646,7 @@
       <w:r>
         <w:t>lgorithm</w:t>
       </w:r>
-      <w:bookmarkEnd w:id="13"/>
+      <w:bookmarkEnd w:id="12"/>
     </w:p>
     <w:p>
       <w:pPr>
@@ -7684,10 +7967,10 @@
           <w:position w:val="-28"/>
         </w:rPr>
         <w:object w:dxaOrig="2079" w:dyaOrig="680" w14:anchorId="2F72184B">
-          <v:shape id="_x0000_i1031" type="#_x0000_t75" style="width:104.25pt;height:34.5pt" o:ole="">
-            <v:imagedata r:id="rId28" o:title=""/>
+          <v:shape id="_x0000_i1031" type="#_x0000_t75" style="width:104.5pt;height:35pt" o:ole="">
+            <v:imagedata r:id="rId32" o:title=""/>
           </v:shape>
-          <o:OLEObject Type="Embed" ProgID="Equation.3" ShapeID="_x0000_i1031" DrawAspect="Content" ObjectID="_1639809002" r:id="rId29"/>
+          <o:OLEObject Type="Embed" ProgID="Equation.3" ShapeID="_x0000_i1031" DrawAspect="Content" ObjectID="_1836124025" r:id="rId33"/>
         </w:object>
       </w:r>
       <w:r>
@@ -7752,10 +8035,10 @@
           <w:position w:val="-28"/>
         </w:rPr>
         <w:object w:dxaOrig="3860" w:dyaOrig="660" w14:anchorId="471AC665">
-          <v:shape id="_x0000_i1032" type="#_x0000_t75" style="width:193.5pt;height:32.25pt" o:ole="">
-            <v:imagedata r:id="rId30" o:title=""/>
+          <v:shape id="_x0000_i1032" type="#_x0000_t75" style="width:193.5pt;height:32.5pt" o:ole="">
+            <v:imagedata r:id="rId34" o:title=""/>
           </v:shape>
-          <o:OLEObject Type="Embed" ProgID="Equation.3" ShapeID="_x0000_i1032" DrawAspect="Content" ObjectID="_1639809003" r:id="rId31"/>
+          <o:OLEObject Type="Embed" ProgID="Equation.3" ShapeID="_x0000_i1032" DrawAspect="Content" ObjectID="_1836124026" r:id="rId35"/>
         </w:object>
       </w:r>
       <w:r>
@@ -7795,15 +8078,13 @@
         <w:t>stm32f7_noise_cancellation_CMSIS_intr.c</w:t>
       </w:r>
       <w:r>
-        <w:t xml:space="preserve"> that implements the </w:t>
-      </w:r>
-      <w:proofErr w:type="spellStart"/>
-      <w:r>
-        <w:t>normalised</w:t>
-      </w:r>
-      <w:proofErr w:type="spellEnd"/>
-      <w:r>
-        <w:t xml:space="preserve"> LMS algorithm. </w:t>
+        <w:t xml:space="preserve"> that implements the normali</w:t>
+      </w:r>
+      <w:r>
+        <w:t>z</w:t>
+      </w:r>
+      <w:r>
+        <w:t xml:space="preserve">ed LMS algorithm. </w:t>
       </w:r>
     </w:p>
     <w:p>
@@ -7885,31 +8166,31 @@
       <w:pPr>
         <w:pStyle w:val="Heading1"/>
       </w:pPr>
-      <w:bookmarkStart w:id="14" w:name="_Toc19190265"/>
-      <w:bookmarkStart w:id="15" w:name="_Toc29196174"/>
+      <w:bookmarkStart w:id="13" w:name="_Toc19190265"/>
+      <w:bookmarkStart w:id="14" w:name="_Toc225511100"/>
+      <w:bookmarkEnd w:id="13"/>
+      <w:r>
+        <w:t xml:space="preserve">Adaptive FIR Filter for </w:t>
+      </w:r>
+      <w:r>
+        <w:t>S</w:t>
+      </w:r>
+      <w:r>
+        <w:t xml:space="preserve">ystem </w:t>
+      </w:r>
+      <w:r>
+        <w:t>I</w:t>
+      </w:r>
+      <w:r>
+        <w:t xml:space="preserve">dentification of IIR </w:t>
+      </w:r>
+      <w:r>
+        <w:t>F</w:t>
+      </w:r>
+      <w:r>
+        <w:t>ilter</w:t>
+      </w:r>
       <w:bookmarkEnd w:id="14"/>
-      <w:r>
-        <w:t xml:space="preserve">Adaptive FIR Filter for </w:t>
-      </w:r>
-      <w:r>
-        <w:t>S</w:t>
-      </w:r>
-      <w:r>
-        <w:t xml:space="preserve">ystem </w:t>
-      </w:r>
-      <w:r>
-        <w:t>I</w:t>
-      </w:r>
-      <w:r>
-        <w:t xml:space="preserve">dentification of IIR </w:t>
-      </w:r>
-      <w:r>
-        <w:t>F</w:t>
-      </w:r>
-      <w:r>
-        <w:t>ilter</w:t>
-      </w:r>
-      <w:bookmarkEnd w:id="15"/>
     </w:p>
     <w:p>
       <w:r>
@@ -9771,7 +10052,6 @@
                         <wps:txbx>
                           <w:txbxContent>
                             <w:p>
-                              <w:proofErr w:type="spellStart"/>
                               <w:r>
                                 <w:rPr>
                                   <w:rFonts w:ascii="Courier New" w:hAnsi="Courier New" w:cs="Courier New"/>
@@ -9779,7 +10059,6 @@
                                 </w:rPr>
                                 <w:t>adapt_out</w:t>
                               </w:r>
-                              <w:proofErr w:type="spellEnd"/>
                             </w:p>
                           </w:txbxContent>
                         </wps:txbx>
@@ -10096,7 +10375,6 @@
                   <v:textbox style="mso-fit-shape-to-text:t" inset="0,0,0,0">
                     <w:txbxContent>
                       <w:p>
-                        <w:proofErr w:type="spellStart"/>
                         <w:r>
                           <w:rPr>
                             <w:rFonts w:ascii="Courier New" w:hAnsi="Courier New" w:cs="Courier New"/>
@@ -10104,7 +10382,6 @@
                           </w:rPr>
                           <w:t>adapt_out</w:t>
                         </w:r>
-                        <w:proofErr w:type="spellEnd"/>
                       </w:p>
                     </w:txbxContent>
                   </v:textbox>
@@ -10124,7 +10401,7 @@
         <w:pStyle w:val="Caption"/>
         <w:jc w:val="center"/>
       </w:pPr>
-      <w:bookmarkStart w:id="16" w:name="_Ref19181802"/>
+      <w:bookmarkStart w:id="15" w:name="_Ref19181802"/>
       <w:r>
         <w:t xml:space="preserve">Figure </w:t>
       </w:r>
@@ -10143,7 +10420,7 @@
       <w:r>
         <w:fldChar w:fldCharType="end"/>
       </w:r>
-      <w:bookmarkEnd w:id="16"/>
+      <w:bookmarkEnd w:id="15"/>
       <w:r>
         <w:t xml:space="preserve">: Block diagram representation of program </w:t>
       </w:r>
@@ -10215,7 +10492,15 @@
         <w:spacing w:line="240" w:lineRule="auto"/>
       </w:pPr>
       <w:r>
-        <w:t>While the program is running, use the blue user pushbutton to toggle between graphs on the LCD showing the adaptive filter coefficients (the impulse response of the adaptive filter) and the magnitude of their FFT.</w:t>
+        <w:t xml:space="preserve">While the program is running, use the blue user </w:t>
+      </w:r>
+      <w:proofErr w:type="gramStart"/>
+      <w:r>
+        <w:t>pushbutton</w:t>
+      </w:r>
+      <w:proofErr w:type="gramEnd"/>
+      <w:r>
+        <w:t xml:space="preserve"> to toggle between graphs on the LCD showing the adaptive filter coefficients (the impulse response of the adaptive filter) and the magnitude of their FFT.</w:t>
       </w:r>
     </w:p>
     <w:p>
@@ -10304,10 +10589,21 @@
         <w:rPr>
           <w:rFonts w:ascii="Courier New" w:hAnsi="Courier New" w:cs="Courier New"/>
         </w:rPr>
-        <w:t>start address + 0x400</w:t>
-      </w:r>
-      <w:r>
-        <w:t xml:space="preserve">, and plotted using the MATLAB function </w:t>
+        <w:t xml:space="preserve">start address + </w:t>
+      </w:r>
+      <w:proofErr w:type="gramStart"/>
+      <w:r>
+        <w:rPr>
+          <w:rFonts w:ascii="Courier New" w:hAnsi="Courier New" w:cs="Courier New"/>
+        </w:rPr>
+        <w:t>0x400</w:t>
+      </w:r>
+      <w:r>
+        <w:t>, and</w:t>
+      </w:r>
+      <w:proofErr w:type="gramEnd"/>
+      <w:r>
+        <w:t xml:space="preserve"> plotted using the MATLAB function </w:t>
       </w:r>
       <w:r>
         <w:rPr>
@@ -10372,15 +10668,15 @@
         <w:t xml:space="preserve">the </w:t>
       </w:r>
       <w:r>
-        <w:t xml:space="preserve">interest might be said to lie in the output of the adaptive filter or in its coefficients. In both examples, </w:t>
+        <w:t xml:space="preserve">interest might be said to lie in the output of the adaptive filter or in its coefficients. In both examples, an FIR filter is adapted </w:t>
       </w:r>
       <w:proofErr w:type="gramStart"/>
       <w:r>
-        <w:t>an</w:t>
+        <w:t>so as to</w:t>
       </w:r>
       <w:proofErr w:type="gramEnd"/>
       <w:r>
-        <w:t xml:space="preserve"> FIR filter is adapted so as to take on the characteristics of an IIR filter.</w:t>
+        <w:t xml:space="preserve"> take on the characteristics of an IIR filter.</w:t>
       </w:r>
     </w:p>
     <w:p>
@@ -10425,10 +10721,10 @@
         <w:t>L</w:t>
       </w:r>
       <w:r>
-        <w:t xml:space="preserve">aboratory </w:t>
-      </w:r>
-      <w:r>
-        <w:t xml:space="preserve">Manual </w:t>
+        <w:t>ab</w:t>
+      </w:r>
+      <w:r>
+        <w:t xml:space="preserve"> </w:t>
       </w:r>
       <w:r>
         <w:t>4).</w:t>
@@ -10438,13 +10734,19 @@
       <w:pPr>
         <w:pStyle w:val="Heading2"/>
       </w:pPr>
-      <w:bookmarkStart w:id="17" w:name="_Toc29196175"/>
+      <w:bookmarkStart w:id="16" w:name="_Toc225511101"/>
       <w:r>
         <w:t>Exercise</w:t>
       </w:r>
-      <w:bookmarkEnd w:id="17"/>
-    </w:p>
-    <w:p>
+      <w:bookmarkEnd w:id="16"/>
+    </w:p>
+    <w:p>
+      <w:pPr>
+        <w:rPr>
+          <w:b/>
+          <w:bCs/>
+        </w:rPr>
+      </w:pPr>
       <w:r>
         <w:rPr>
           <w:b/>
@@ -10469,6 +10771,15 @@
         </w:rPr>
         <w:t>.</w:t>
       </w:r>
+    </w:p>
+    <w:p>
+      <w:pPr>
+        <w:autoSpaceDE w:val="0"/>
+        <w:autoSpaceDN w:val="0"/>
+        <w:adjustRightInd w:val="0"/>
+        <w:spacing w:after="0" w:line="360" w:lineRule="auto"/>
+        <w:jc w:val="center"/>
+      </w:pPr>
     </w:p>
     <w:p>
       <w:pPr>
@@ -10501,7 +10812,7 @@
                     </pic:cNvPicPr>
                   </pic:nvPicPr>
                   <pic:blipFill>
-                    <a:blip r:embed="rId32" cstate="print">
+                    <a:blip r:embed="rId36" cstate="print">
                       <a:extLst>
                         <a:ext uri="{28A0092B-C50C-407E-A947-70E740481C1C}">
                           <a14:useLocalDpi xmlns:a14="http://schemas.microsoft.com/office/drawing/2010/main" val="0"/>
@@ -10540,57 +10851,6 @@
         <w:spacing w:after="0"/>
         <w:jc w:val="center"/>
       </w:pPr>
-      <w:r>
-        <w:rPr>
-          <w:noProof/>
-          <w:lang w:eastAsia="en-GB"/>
-        </w:rPr>
-        <w:drawing>
-          <wp:inline distT="0" distB="0" distL="0" distR="0" wp14:anchorId="6D50E768" wp14:editId="4320AC48">
-            <wp:extent cx="3800475" cy="2851036"/>
-            <wp:effectExtent l="0" t="0" r="0" b="6985"/>
-            <wp:docPr id="133" name="Picture 133"/>
-            <wp:cNvGraphicFramePr>
-              <a:graphicFrameLocks xmlns:a="http://schemas.openxmlformats.org/drawingml/2006/main" noChangeAspect="1"/>
-            </wp:cNvGraphicFramePr>
-            <a:graphic xmlns:a="http://schemas.openxmlformats.org/drawingml/2006/main">
-              <a:graphicData uri="http://schemas.openxmlformats.org/drawingml/2006/picture">
-                <pic:pic xmlns:pic="http://schemas.openxmlformats.org/drawingml/2006/picture">
-                  <pic:nvPicPr>
-                    <pic:cNvPr id="0" name="Picture 1"/>
-                    <pic:cNvPicPr>
-                      <a:picLocks noChangeAspect="1" noChangeArrowheads="1"/>
-                    </pic:cNvPicPr>
-                  </pic:nvPicPr>
-                  <pic:blipFill>
-                    <a:blip r:embed="rId33" cstate="print"/>
-                    <a:srcRect/>
-                    <a:stretch>
-                      <a:fillRect/>
-                    </a:stretch>
-                  </pic:blipFill>
-                  <pic:spPr bwMode="auto">
-                    <a:xfrm>
-                      <a:off x="0" y="0"/>
-                      <a:ext cx="3809973" cy="2858161"/>
-                    </a:xfrm>
-                    <a:prstGeom prst="rect">
-                      <a:avLst/>
-                    </a:prstGeom>
-                    <a:noFill/>
-                    <a:ln w="53975">
-                      <a:noFill/>
-                      <a:miter lim="800000"/>
-                      <a:headEnd/>
-                      <a:tailEnd/>
-                    </a:ln>
-                  </pic:spPr>
-                </pic:pic>
-              </a:graphicData>
-            </a:graphic>
-          </wp:inline>
-        </w:drawing>
-      </w:r>
     </w:p>
     <w:p>
       <w:pPr>
@@ -10625,16 +10885,17 @@
         <w:t>stm32f7_iirsosadapt_intr.c</w:t>
       </w:r>
     </w:p>
+    <w:p/>
+    <w:p/>
     <w:p>
       <w:pPr>
         <w:pStyle w:val="Heading1"/>
       </w:pPr>
-      <w:bookmarkStart w:id="18" w:name="_Toc29196176"/>
-      <w:r>
-        <w:lastRenderedPageBreak/>
+      <w:bookmarkStart w:id="17" w:name="_Toc225511102"/>
+      <w:r>
         <w:t>Conclusions</w:t>
       </w:r>
-      <w:bookmarkEnd w:id="18"/>
+      <w:bookmarkEnd w:id="17"/>
     </w:p>
     <w:p>
       <w:pPr>
@@ -10643,16 +10904,16 @@
         <w:adjustRightInd w:val="0"/>
       </w:pPr>
       <w:r>
-        <w:t>This laboratory exercise has introduced the LMS and normalized LMS algorithms for adaptive FIR filters. Real-time implementations of noise cancellation and system identification have been demonstrated.</w:t>
-      </w:r>
-      <w:bookmarkStart w:id="19" w:name="_Toc5031133"/>
-      <w:bookmarkStart w:id="20" w:name="_Cannot_see_IDCODE"/>
+        <w:t>This lab exercise has introduced LMS and normalized LMS algorithms for adaptive FIR filters. Real-time implementations of noise cancellation and system identification have been demonstrated.</w:t>
+      </w:r>
+      <w:bookmarkStart w:id="18" w:name="_Toc5031133"/>
+      <w:bookmarkStart w:id="19" w:name="_Cannot_see_IDCODE"/>
+      <w:bookmarkEnd w:id="18"/>
       <w:bookmarkEnd w:id="19"/>
-      <w:bookmarkEnd w:id="20"/>
     </w:p>
     <w:sectPr>
-      <w:footerReference w:type="default" r:id="rId34"/>
-      <w:headerReference w:type="first" r:id="rId35"/>
+      <w:footerReference w:type="default" r:id="rId37"/>
+      <w:headerReference w:type="first" r:id="rId38"/>
       <w:pgSz w:w="11906" w:h="16838"/>
       <w:pgMar w:top="1560" w:right="1440" w:bottom="1560" w:left="1440" w:header="142" w:footer="454" w:gutter="0"/>
       <w:pgNumType w:start="1"/>
@@ -10664,7 +10925,7 @@
 </file>
 
 <file path=word/endnotes.xml><?xml version="1.0" encoding="utf-8"?>
-<w:endnotes xmlns:wpc="http://schemas.microsoft.com/office/word/2010/wordprocessingCanvas" xmlns:cx="http://schemas.microsoft.com/office/drawing/2014/chartex" xmlns:cx1="http://schemas.microsoft.com/office/drawing/2015/9/8/chartex" xmlns:cx2="http://schemas.microsoft.com/office/drawing/2015/10/21/chartex" xmlns:cx3="http://schemas.microsoft.com/office/drawing/2016/5/9/chartex" xmlns:cx4="http://schemas.microsoft.com/office/drawing/2016/5/10/chartex" xmlns:cx5="http://schemas.microsoft.com/office/drawing/2016/5/11/chartex" xmlns:cx6="http://schemas.microsoft.com/office/drawing/2016/5/12/chartex" xmlns:cx7="http://schemas.microsoft.com/office/drawing/2016/5/13/chartex" xmlns:cx8="http://schemas.microsoft.com/office/drawing/2016/5/14/chartex" xmlns:mc="http://schemas.openxmlformats.org/markup-compatibility/2006" xmlns:aink="http://schemas.microsoft.com/office/drawing/2016/ink" xmlns:am3d="http://schemas.microsoft.com/office/drawing/2017/model3d" xmlns:o="urn:schemas-microsoft-com:office:office" xmlns:r="http://schemas.openxmlformats.org/officeDocument/2006/relationships" xmlns:m="http://schemas.openxmlformats.org/officeDocument/2006/math" xmlns:v="urn:schemas-microsoft-com:vml" xmlns:wp14="http://schemas.microsoft.com/office/word/2010/wordprocessingDrawing" xmlns:wp="http://schemas.openxmlformats.org/drawingml/2006/wordprocessingDrawing" xmlns:w10="urn:schemas-microsoft-com:office:word" xmlns:w="http://schemas.openxmlformats.org/wordprocessingml/2006/main" xmlns:w14="http://schemas.microsoft.com/office/word/2010/wordml" xmlns:w15="http://schemas.microsoft.com/office/word/2012/wordml" xmlns:w16cid="http://schemas.microsoft.com/office/word/2016/wordml/cid" xmlns:w16se="http://schemas.microsoft.com/office/word/2015/wordml/symex" xmlns:wpg="http://schemas.microsoft.com/office/word/2010/wordprocessingGroup" xmlns:wpi="http://schemas.microsoft.com/office/word/2010/wordprocessingInk" xmlns:wne="http://schemas.microsoft.com/office/word/2006/wordml" xmlns:wps="http://schemas.microsoft.com/office/word/2010/wordprocessingShape" mc:Ignorable="w14 w15 w16se w16cid wp14">
+<w:endnotes xmlns:wpc="http://schemas.microsoft.com/office/word/2010/wordprocessingCanvas" xmlns:cx="http://schemas.microsoft.com/office/drawing/2014/chartex" xmlns:cx1="http://schemas.microsoft.com/office/drawing/2015/9/8/chartex" xmlns:cx2="http://schemas.microsoft.com/office/drawing/2015/10/21/chartex" xmlns:cx3="http://schemas.microsoft.com/office/drawing/2016/5/9/chartex" xmlns:cx4="http://schemas.microsoft.com/office/drawing/2016/5/10/chartex" xmlns:cx5="http://schemas.microsoft.com/office/drawing/2016/5/11/chartex" xmlns:cx6="http://schemas.microsoft.com/office/drawing/2016/5/12/chartex" xmlns:cx7="http://schemas.microsoft.com/office/drawing/2016/5/13/chartex" xmlns:cx8="http://schemas.microsoft.com/office/drawing/2016/5/14/chartex" xmlns:mc="http://schemas.openxmlformats.org/markup-compatibility/2006" xmlns:aink="http://schemas.microsoft.com/office/drawing/2016/ink" xmlns:am3d="http://schemas.microsoft.com/office/drawing/2017/model3d" xmlns:o="urn:schemas-microsoft-com:office:office" xmlns:oel="http://schemas.microsoft.com/office/2019/extlst" xmlns:r="http://schemas.openxmlformats.org/officeDocument/2006/relationships" xmlns:m="http://schemas.openxmlformats.org/officeDocument/2006/math" xmlns:v="urn:schemas-microsoft-com:vml" xmlns:wp14="http://schemas.microsoft.com/office/word/2010/wordprocessingDrawing" xmlns:wp="http://schemas.openxmlformats.org/drawingml/2006/wordprocessingDrawing" xmlns:w10="urn:schemas-microsoft-com:office:word" xmlns:w="http://schemas.openxmlformats.org/wordprocessingml/2006/main" xmlns:w14="http://schemas.microsoft.com/office/word/2010/wordml" xmlns:w15="http://schemas.microsoft.com/office/word/2012/wordml" xmlns:w16cex="http://schemas.microsoft.com/office/word/2018/wordml/cex" xmlns:w16cid="http://schemas.microsoft.com/office/word/2016/wordml/cid" xmlns:w16="http://schemas.microsoft.com/office/word/2018/wordml" xmlns:w16du="http://schemas.microsoft.com/office/word/2023/wordml/word16du" xmlns:w16sdtdh="http://schemas.microsoft.com/office/word/2020/wordml/sdtdatahash" xmlns:w16sdtfl="http://schemas.microsoft.com/office/word/2024/wordml/sdtformatlock" xmlns:w16se="http://schemas.microsoft.com/office/word/2015/wordml/symex" xmlns:wpg="http://schemas.microsoft.com/office/word/2010/wordprocessingGroup" xmlns:wpi="http://schemas.microsoft.com/office/word/2010/wordprocessingInk" xmlns:wne="http://schemas.microsoft.com/office/word/2006/wordml" xmlns:wps="http://schemas.microsoft.com/office/word/2010/wordprocessingShape" mc:Ignorable="w14 w15 w16se w16cid w16 w16cex w16sdtdh w16sdtfl w16du wp14">
   <w:endnote w:type="separator" w:id="-1">
     <w:p>
       <w:pPr>
@@ -10689,7 +10950,7 @@
 </file>
 
 <file path=word/footer1.xml><?xml version="1.0" encoding="utf-8"?>
-<w:ftr xmlns:wpc="http://schemas.microsoft.com/office/word/2010/wordprocessingCanvas" xmlns:cx="http://schemas.microsoft.com/office/drawing/2014/chartex" xmlns:cx1="http://schemas.microsoft.com/office/drawing/2015/9/8/chartex" xmlns:cx2="http://schemas.microsoft.com/office/drawing/2015/10/21/chartex" xmlns:cx3="http://schemas.microsoft.com/office/drawing/2016/5/9/chartex" xmlns:cx4="http://schemas.microsoft.com/office/drawing/2016/5/10/chartex" xmlns:cx5="http://schemas.microsoft.com/office/drawing/2016/5/11/chartex" xmlns:cx6="http://schemas.microsoft.com/office/drawing/2016/5/12/chartex" xmlns:cx7="http://schemas.microsoft.com/office/drawing/2016/5/13/chartex" xmlns:cx8="http://schemas.microsoft.com/office/drawing/2016/5/14/chartex" xmlns:mc="http://schemas.openxmlformats.org/markup-compatibility/2006" xmlns:aink="http://schemas.microsoft.com/office/drawing/2016/ink" xmlns:am3d="http://schemas.microsoft.com/office/drawing/2017/model3d" xmlns:o="urn:schemas-microsoft-com:office:office" xmlns:r="http://schemas.openxmlformats.org/officeDocument/2006/relationships" xmlns:m="http://schemas.openxmlformats.org/officeDocument/2006/math" xmlns:v="urn:schemas-microsoft-com:vml" xmlns:wp14="http://schemas.microsoft.com/office/word/2010/wordprocessingDrawing" xmlns:wp="http://schemas.openxmlformats.org/drawingml/2006/wordprocessingDrawing" xmlns:w10="urn:schemas-microsoft-com:office:word" xmlns:w="http://schemas.openxmlformats.org/wordprocessingml/2006/main" xmlns:w14="http://schemas.microsoft.com/office/word/2010/wordml" xmlns:w15="http://schemas.microsoft.com/office/word/2012/wordml" xmlns:w16cid="http://schemas.microsoft.com/office/word/2016/wordml/cid" xmlns:w16se="http://schemas.microsoft.com/office/word/2015/wordml/symex" xmlns:wpg="http://schemas.microsoft.com/office/word/2010/wordprocessingGroup" xmlns:wpi="http://schemas.microsoft.com/office/word/2010/wordprocessingInk" xmlns:wne="http://schemas.microsoft.com/office/word/2006/wordml" xmlns:wps="http://schemas.microsoft.com/office/word/2010/wordprocessingShape" mc:Ignorable="w14 w15 w16se w16cid wp14">
+<w:ftr xmlns:wpc="http://schemas.microsoft.com/office/word/2010/wordprocessingCanvas" xmlns:cx="http://schemas.microsoft.com/office/drawing/2014/chartex" xmlns:cx1="http://schemas.microsoft.com/office/drawing/2015/9/8/chartex" xmlns:cx2="http://schemas.microsoft.com/office/drawing/2015/10/21/chartex" xmlns:cx3="http://schemas.microsoft.com/office/drawing/2016/5/9/chartex" xmlns:cx4="http://schemas.microsoft.com/office/drawing/2016/5/10/chartex" xmlns:cx5="http://schemas.microsoft.com/office/drawing/2016/5/11/chartex" xmlns:cx6="http://schemas.microsoft.com/office/drawing/2016/5/12/chartex" xmlns:cx7="http://schemas.microsoft.com/office/drawing/2016/5/13/chartex" xmlns:cx8="http://schemas.microsoft.com/office/drawing/2016/5/14/chartex" xmlns:mc="http://schemas.openxmlformats.org/markup-compatibility/2006" xmlns:aink="http://schemas.microsoft.com/office/drawing/2016/ink" xmlns:am3d="http://schemas.microsoft.com/office/drawing/2017/model3d" xmlns:o="urn:schemas-microsoft-com:office:office" xmlns:oel="http://schemas.microsoft.com/office/2019/extlst" xmlns:r="http://schemas.openxmlformats.org/officeDocument/2006/relationships" xmlns:m="http://schemas.openxmlformats.org/officeDocument/2006/math" xmlns:v="urn:schemas-microsoft-com:vml" xmlns:wp14="http://schemas.microsoft.com/office/word/2010/wordprocessingDrawing" xmlns:wp="http://schemas.openxmlformats.org/drawingml/2006/wordprocessingDrawing" xmlns:w10="urn:schemas-microsoft-com:office:word" xmlns:w="http://schemas.openxmlformats.org/wordprocessingml/2006/main" xmlns:w14="http://schemas.microsoft.com/office/word/2010/wordml" xmlns:w15="http://schemas.microsoft.com/office/word/2012/wordml" xmlns:w16cex="http://schemas.microsoft.com/office/word/2018/wordml/cex" xmlns:w16cid="http://schemas.microsoft.com/office/word/2016/wordml/cid" xmlns:w16="http://schemas.microsoft.com/office/word/2018/wordml" xmlns:w16du="http://schemas.microsoft.com/office/word/2023/wordml/word16du" xmlns:w16sdtdh="http://schemas.microsoft.com/office/word/2020/wordml/sdtdatahash" xmlns:w16sdtfl="http://schemas.microsoft.com/office/word/2024/wordml/sdtformatlock" xmlns:w16se="http://schemas.microsoft.com/office/word/2015/wordml/symex" xmlns:wpg="http://schemas.microsoft.com/office/word/2010/wordprocessingGroup" xmlns:wpi="http://schemas.microsoft.com/office/word/2010/wordprocessingInk" xmlns:wne="http://schemas.microsoft.com/office/word/2006/wordml" xmlns:wps="http://schemas.microsoft.com/office/word/2010/wordprocessingShape" mc:Ignorable="w14 w15 w16se w16cid w16 w16cex w16sdtdh w16sdtfl w16du wp14">
   <w:p>
     <w:pPr>
       <w:pStyle w:val="Footer"/>
@@ -10711,7 +10972,7 @@
 </file>
 
 <file path=word/footer2.xml><?xml version="1.0" encoding="utf-8"?>
-<w:ftr xmlns:wpc="http://schemas.microsoft.com/office/word/2010/wordprocessingCanvas" xmlns:cx="http://schemas.microsoft.com/office/drawing/2014/chartex" xmlns:cx1="http://schemas.microsoft.com/office/drawing/2015/9/8/chartex" xmlns:cx2="http://schemas.microsoft.com/office/drawing/2015/10/21/chartex" xmlns:cx3="http://schemas.microsoft.com/office/drawing/2016/5/9/chartex" xmlns:cx4="http://schemas.microsoft.com/office/drawing/2016/5/10/chartex" xmlns:cx5="http://schemas.microsoft.com/office/drawing/2016/5/11/chartex" xmlns:cx6="http://schemas.microsoft.com/office/drawing/2016/5/12/chartex" xmlns:cx7="http://schemas.microsoft.com/office/drawing/2016/5/13/chartex" xmlns:cx8="http://schemas.microsoft.com/office/drawing/2016/5/14/chartex" xmlns:mc="http://schemas.openxmlformats.org/markup-compatibility/2006" xmlns:aink="http://schemas.microsoft.com/office/drawing/2016/ink" xmlns:am3d="http://schemas.microsoft.com/office/drawing/2017/model3d" xmlns:o="urn:schemas-microsoft-com:office:office" xmlns:r="http://schemas.openxmlformats.org/officeDocument/2006/relationships" xmlns:m="http://schemas.openxmlformats.org/officeDocument/2006/math" xmlns:v="urn:schemas-microsoft-com:vml" xmlns:wp14="http://schemas.microsoft.com/office/word/2010/wordprocessingDrawing" xmlns:wp="http://schemas.openxmlformats.org/drawingml/2006/wordprocessingDrawing" xmlns:w10="urn:schemas-microsoft-com:office:word" xmlns:w="http://schemas.openxmlformats.org/wordprocessingml/2006/main" xmlns:w14="http://schemas.microsoft.com/office/word/2010/wordml" xmlns:w15="http://schemas.microsoft.com/office/word/2012/wordml" xmlns:w16cid="http://schemas.microsoft.com/office/word/2016/wordml/cid" xmlns:w16se="http://schemas.microsoft.com/office/word/2015/wordml/symex" xmlns:wpg="http://schemas.microsoft.com/office/word/2010/wordprocessingGroup" xmlns:wpi="http://schemas.microsoft.com/office/word/2010/wordprocessingInk" xmlns:wne="http://schemas.microsoft.com/office/word/2006/wordml" xmlns:wps="http://schemas.microsoft.com/office/word/2010/wordprocessingShape" mc:Ignorable="w14 w15 w16se w16cid wp14">
+<w:ftr xmlns:wpc="http://schemas.microsoft.com/office/word/2010/wordprocessingCanvas" xmlns:cx="http://schemas.microsoft.com/office/drawing/2014/chartex" xmlns:cx1="http://schemas.microsoft.com/office/drawing/2015/9/8/chartex" xmlns:cx2="http://schemas.microsoft.com/office/drawing/2015/10/21/chartex" xmlns:cx3="http://schemas.microsoft.com/office/drawing/2016/5/9/chartex" xmlns:cx4="http://schemas.microsoft.com/office/drawing/2016/5/10/chartex" xmlns:cx5="http://schemas.microsoft.com/office/drawing/2016/5/11/chartex" xmlns:cx6="http://schemas.microsoft.com/office/drawing/2016/5/12/chartex" xmlns:cx7="http://schemas.microsoft.com/office/drawing/2016/5/13/chartex" xmlns:cx8="http://schemas.microsoft.com/office/drawing/2016/5/14/chartex" xmlns:mc="http://schemas.openxmlformats.org/markup-compatibility/2006" xmlns:aink="http://schemas.microsoft.com/office/drawing/2016/ink" xmlns:am3d="http://schemas.microsoft.com/office/drawing/2017/model3d" xmlns:o="urn:schemas-microsoft-com:office:office" xmlns:oel="http://schemas.microsoft.com/office/2019/extlst" xmlns:r="http://schemas.openxmlformats.org/officeDocument/2006/relationships" xmlns:m="http://schemas.openxmlformats.org/officeDocument/2006/math" xmlns:v="urn:schemas-microsoft-com:vml" xmlns:wp14="http://schemas.microsoft.com/office/word/2010/wordprocessingDrawing" xmlns:wp="http://schemas.openxmlformats.org/drawingml/2006/wordprocessingDrawing" xmlns:w10="urn:schemas-microsoft-com:office:word" xmlns:w="http://schemas.openxmlformats.org/wordprocessingml/2006/main" xmlns:w14="http://schemas.microsoft.com/office/word/2010/wordml" xmlns:w15="http://schemas.microsoft.com/office/word/2012/wordml" xmlns:w16cex="http://schemas.microsoft.com/office/word/2018/wordml/cex" xmlns:w16cid="http://schemas.microsoft.com/office/word/2016/wordml/cid" xmlns:w16="http://schemas.microsoft.com/office/word/2018/wordml" xmlns:w16du="http://schemas.microsoft.com/office/word/2023/wordml/word16du" xmlns:w16sdtdh="http://schemas.microsoft.com/office/word/2020/wordml/sdtdatahash" xmlns:w16sdtfl="http://schemas.microsoft.com/office/word/2024/wordml/sdtformatlock" xmlns:w16se="http://schemas.microsoft.com/office/word/2015/wordml/symex" xmlns:wpg="http://schemas.microsoft.com/office/word/2010/wordprocessingGroup" xmlns:wpi="http://schemas.microsoft.com/office/word/2010/wordprocessingInk" xmlns:wne="http://schemas.microsoft.com/office/word/2006/wordml" xmlns:wps="http://schemas.microsoft.com/office/word/2010/wordprocessingShape" mc:Ignorable="w14 w15 w16se w16cid w16 w16cex w16sdtdh w16sdtfl w16du wp14">
   <w:sdt>
     <w:sdtPr>
       <w:id w:val="-552073365"/>
@@ -10743,7 +11004,7 @@
 </file>
 
 <file path=word/footer3.xml><?xml version="1.0" encoding="utf-8"?>
-<w:ftr xmlns:wpc="http://schemas.microsoft.com/office/word/2010/wordprocessingCanvas" xmlns:cx="http://schemas.microsoft.com/office/drawing/2014/chartex" xmlns:cx1="http://schemas.microsoft.com/office/drawing/2015/9/8/chartex" xmlns:cx2="http://schemas.microsoft.com/office/drawing/2015/10/21/chartex" xmlns:cx3="http://schemas.microsoft.com/office/drawing/2016/5/9/chartex" xmlns:cx4="http://schemas.microsoft.com/office/drawing/2016/5/10/chartex" xmlns:cx5="http://schemas.microsoft.com/office/drawing/2016/5/11/chartex" xmlns:cx6="http://schemas.microsoft.com/office/drawing/2016/5/12/chartex" xmlns:cx7="http://schemas.microsoft.com/office/drawing/2016/5/13/chartex" xmlns:cx8="http://schemas.microsoft.com/office/drawing/2016/5/14/chartex" xmlns:mc="http://schemas.openxmlformats.org/markup-compatibility/2006" xmlns:aink="http://schemas.microsoft.com/office/drawing/2016/ink" xmlns:am3d="http://schemas.microsoft.com/office/drawing/2017/model3d" xmlns:o="urn:schemas-microsoft-com:office:office" xmlns:r="http://schemas.openxmlformats.org/officeDocument/2006/relationships" xmlns:m="http://schemas.openxmlformats.org/officeDocument/2006/math" xmlns:v="urn:schemas-microsoft-com:vml" xmlns:wp14="http://schemas.microsoft.com/office/word/2010/wordprocessingDrawing" xmlns:wp="http://schemas.openxmlformats.org/drawingml/2006/wordprocessingDrawing" xmlns:w10="urn:schemas-microsoft-com:office:word" xmlns:w="http://schemas.openxmlformats.org/wordprocessingml/2006/main" xmlns:w14="http://schemas.microsoft.com/office/word/2010/wordml" xmlns:w15="http://schemas.microsoft.com/office/word/2012/wordml" xmlns:w16cid="http://schemas.microsoft.com/office/word/2016/wordml/cid" xmlns:w16se="http://schemas.microsoft.com/office/word/2015/wordml/symex" xmlns:wpg="http://schemas.microsoft.com/office/word/2010/wordprocessingGroup" xmlns:wpi="http://schemas.microsoft.com/office/word/2010/wordprocessingInk" xmlns:wne="http://schemas.microsoft.com/office/word/2006/wordml" xmlns:wps="http://schemas.microsoft.com/office/word/2010/wordprocessingShape" mc:Ignorable="w14 w15 w16se w16cid wp14">
+<w:ftr xmlns:wpc="http://schemas.microsoft.com/office/word/2010/wordprocessingCanvas" xmlns:cx="http://schemas.microsoft.com/office/drawing/2014/chartex" xmlns:cx1="http://schemas.microsoft.com/office/drawing/2015/9/8/chartex" xmlns:cx2="http://schemas.microsoft.com/office/drawing/2015/10/21/chartex" xmlns:cx3="http://schemas.microsoft.com/office/drawing/2016/5/9/chartex" xmlns:cx4="http://schemas.microsoft.com/office/drawing/2016/5/10/chartex" xmlns:cx5="http://schemas.microsoft.com/office/drawing/2016/5/11/chartex" xmlns:cx6="http://schemas.microsoft.com/office/drawing/2016/5/12/chartex" xmlns:cx7="http://schemas.microsoft.com/office/drawing/2016/5/13/chartex" xmlns:cx8="http://schemas.microsoft.com/office/drawing/2016/5/14/chartex" xmlns:mc="http://schemas.openxmlformats.org/markup-compatibility/2006" xmlns:aink="http://schemas.microsoft.com/office/drawing/2016/ink" xmlns:am3d="http://schemas.microsoft.com/office/drawing/2017/model3d" xmlns:o="urn:schemas-microsoft-com:office:office" xmlns:oel="http://schemas.microsoft.com/office/2019/extlst" xmlns:r="http://schemas.openxmlformats.org/officeDocument/2006/relationships" xmlns:m="http://schemas.openxmlformats.org/officeDocument/2006/math" xmlns:v="urn:schemas-microsoft-com:vml" xmlns:wp14="http://schemas.microsoft.com/office/word/2010/wordprocessingDrawing" xmlns:wp="http://schemas.openxmlformats.org/drawingml/2006/wordprocessingDrawing" xmlns:w10="urn:schemas-microsoft-com:office:word" xmlns:w="http://schemas.openxmlformats.org/wordprocessingml/2006/main" xmlns:w14="http://schemas.microsoft.com/office/word/2010/wordml" xmlns:w15="http://schemas.microsoft.com/office/word/2012/wordml" xmlns:w16cex="http://schemas.microsoft.com/office/word/2018/wordml/cex" xmlns:w16cid="http://schemas.microsoft.com/office/word/2016/wordml/cid" xmlns:w16="http://schemas.microsoft.com/office/word/2018/wordml" xmlns:w16du="http://schemas.microsoft.com/office/word/2023/wordml/word16du" xmlns:w16sdtdh="http://schemas.microsoft.com/office/word/2020/wordml/sdtdatahash" xmlns:w16sdtfl="http://schemas.microsoft.com/office/word/2024/wordml/sdtformatlock" xmlns:w16se="http://schemas.microsoft.com/office/word/2015/wordml/symex" xmlns:wpg="http://schemas.microsoft.com/office/word/2010/wordprocessingGroup" xmlns:wpi="http://schemas.microsoft.com/office/word/2010/wordprocessingInk" xmlns:wne="http://schemas.microsoft.com/office/word/2006/wordml" xmlns:wps="http://schemas.microsoft.com/office/word/2010/wordprocessingShape" mc:Ignorable="w14 w15 w16se w16cid w16 w16cex w16sdtdh w16sdtfl w16du wp14">
   <w:sdt>
     <w:sdtPr>
       <w:id w:val="4715308"/>
@@ -10805,7 +11066,7 @@
               <w:rPr>
                 <w:noProof/>
               </w:rPr>
-              <w:t>2020</w:t>
+              <w:t>2026</w:t>
             </w:r>
             <w:r>
               <w:fldChar w:fldCharType="end"/>
@@ -10888,7 +11149,7 @@
 </file>
 
 <file path=word/footnotes.xml><?xml version="1.0" encoding="utf-8"?>
-<w:footnotes xmlns:wpc="http://schemas.microsoft.com/office/word/2010/wordprocessingCanvas" xmlns:cx="http://schemas.microsoft.com/office/drawing/2014/chartex" xmlns:cx1="http://schemas.microsoft.com/office/drawing/2015/9/8/chartex" xmlns:cx2="http://schemas.microsoft.com/office/drawing/2015/10/21/chartex" xmlns:cx3="http://schemas.microsoft.com/office/drawing/2016/5/9/chartex" xmlns:cx4="http://schemas.microsoft.com/office/drawing/2016/5/10/chartex" xmlns:cx5="http://schemas.microsoft.com/office/drawing/2016/5/11/chartex" xmlns:cx6="http://schemas.microsoft.com/office/drawing/2016/5/12/chartex" xmlns:cx7="http://schemas.microsoft.com/office/drawing/2016/5/13/chartex" xmlns:cx8="http://schemas.microsoft.com/office/drawing/2016/5/14/chartex" xmlns:mc="http://schemas.openxmlformats.org/markup-compatibility/2006" xmlns:aink="http://schemas.microsoft.com/office/drawing/2016/ink" xmlns:am3d="http://schemas.microsoft.com/office/drawing/2017/model3d" xmlns:o="urn:schemas-microsoft-com:office:office" xmlns:r="http://schemas.openxmlformats.org/officeDocument/2006/relationships" xmlns:m="http://schemas.openxmlformats.org/officeDocument/2006/math" xmlns:v="urn:schemas-microsoft-com:vml" xmlns:wp14="http://schemas.microsoft.com/office/word/2010/wordprocessingDrawing" xmlns:wp="http://schemas.openxmlformats.org/drawingml/2006/wordprocessingDrawing" xmlns:w10="urn:schemas-microsoft-com:office:word" xmlns:w="http://schemas.openxmlformats.org/wordprocessingml/2006/main" xmlns:w14="http://schemas.microsoft.com/office/word/2010/wordml" xmlns:w15="http://schemas.microsoft.com/office/word/2012/wordml" xmlns:w16cid="http://schemas.microsoft.com/office/word/2016/wordml/cid" xmlns:w16se="http://schemas.microsoft.com/office/word/2015/wordml/symex" xmlns:wpg="http://schemas.microsoft.com/office/word/2010/wordprocessingGroup" xmlns:wpi="http://schemas.microsoft.com/office/word/2010/wordprocessingInk" xmlns:wne="http://schemas.microsoft.com/office/word/2006/wordml" xmlns:wps="http://schemas.microsoft.com/office/word/2010/wordprocessingShape" mc:Ignorable="w14 w15 w16se w16cid wp14">
+<w:footnotes xmlns:wpc="http://schemas.microsoft.com/office/word/2010/wordprocessingCanvas" xmlns:cx="http://schemas.microsoft.com/office/drawing/2014/chartex" xmlns:cx1="http://schemas.microsoft.com/office/drawing/2015/9/8/chartex" xmlns:cx2="http://schemas.microsoft.com/office/drawing/2015/10/21/chartex" xmlns:cx3="http://schemas.microsoft.com/office/drawing/2016/5/9/chartex" xmlns:cx4="http://schemas.microsoft.com/office/drawing/2016/5/10/chartex" xmlns:cx5="http://schemas.microsoft.com/office/drawing/2016/5/11/chartex" xmlns:cx6="http://schemas.microsoft.com/office/drawing/2016/5/12/chartex" xmlns:cx7="http://schemas.microsoft.com/office/drawing/2016/5/13/chartex" xmlns:cx8="http://schemas.microsoft.com/office/drawing/2016/5/14/chartex" xmlns:mc="http://schemas.openxmlformats.org/markup-compatibility/2006" xmlns:aink="http://schemas.microsoft.com/office/drawing/2016/ink" xmlns:am3d="http://schemas.microsoft.com/office/drawing/2017/model3d" xmlns:o="urn:schemas-microsoft-com:office:office" xmlns:oel="http://schemas.microsoft.com/office/2019/extlst" xmlns:r="http://schemas.openxmlformats.org/officeDocument/2006/relationships" xmlns:m="http://schemas.openxmlformats.org/officeDocument/2006/math" xmlns:v="urn:schemas-microsoft-com:vml" xmlns:wp14="http://schemas.microsoft.com/office/word/2010/wordprocessingDrawing" xmlns:wp="http://schemas.openxmlformats.org/drawingml/2006/wordprocessingDrawing" xmlns:w10="urn:schemas-microsoft-com:office:word" xmlns:w="http://schemas.openxmlformats.org/wordprocessingml/2006/main" xmlns:w14="http://schemas.microsoft.com/office/word/2010/wordml" xmlns:w15="http://schemas.microsoft.com/office/word/2012/wordml" xmlns:w16cex="http://schemas.microsoft.com/office/word/2018/wordml/cex" xmlns:w16cid="http://schemas.microsoft.com/office/word/2016/wordml/cid" xmlns:w16="http://schemas.microsoft.com/office/word/2018/wordml" xmlns:w16du="http://schemas.microsoft.com/office/word/2023/wordml/word16du" xmlns:w16sdtdh="http://schemas.microsoft.com/office/word/2020/wordml/sdtdatahash" xmlns:w16sdtfl="http://schemas.microsoft.com/office/word/2024/wordml/sdtformatlock" xmlns:w16se="http://schemas.microsoft.com/office/word/2015/wordml/symex" xmlns:wpg="http://schemas.microsoft.com/office/word/2010/wordprocessingGroup" xmlns:wpi="http://schemas.microsoft.com/office/word/2010/wordprocessingInk" xmlns:wne="http://schemas.microsoft.com/office/word/2006/wordml" xmlns:wps="http://schemas.microsoft.com/office/word/2010/wordprocessingShape" mc:Ignorable="w14 w15 w16se w16cid w16 w16cex w16sdtdh w16sdtfl w16du wp14">
   <w:footnote w:type="separator" w:id="-1">
     <w:p>
       <w:pPr>
@@ -10915,7 +11176,7 @@
 </file>
 
 <file path=word/header1.xml><?xml version="1.0" encoding="utf-8"?>
-<w:hdr xmlns:wpc="http://schemas.microsoft.com/office/word/2010/wordprocessingCanvas" xmlns:cx="http://schemas.microsoft.com/office/drawing/2014/chartex" xmlns:cx1="http://schemas.microsoft.com/office/drawing/2015/9/8/chartex" xmlns:cx2="http://schemas.microsoft.com/office/drawing/2015/10/21/chartex" xmlns:cx3="http://schemas.microsoft.com/office/drawing/2016/5/9/chartex" xmlns:cx4="http://schemas.microsoft.com/office/drawing/2016/5/10/chartex" xmlns:cx5="http://schemas.microsoft.com/office/drawing/2016/5/11/chartex" xmlns:cx6="http://schemas.microsoft.com/office/drawing/2016/5/12/chartex" xmlns:cx7="http://schemas.microsoft.com/office/drawing/2016/5/13/chartex" xmlns:cx8="http://schemas.microsoft.com/office/drawing/2016/5/14/chartex" xmlns:mc="http://schemas.openxmlformats.org/markup-compatibility/2006" xmlns:aink="http://schemas.microsoft.com/office/drawing/2016/ink" xmlns:am3d="http://schemas.microsoft.com/office/drawing/2017/model3d" xmlns:o="urn:schemas-microsoft-com:office:office" xmlns:r="http://schemas.openxmlformats.org/officeDocument/2006/relationships" xmlns:m="http://schemas.openxmlformats.org/officeDocument/2006/math" xmlns:v="urn:schemas-microsoft-com:vml" xmlns:wp14="http://schemas.microsoft.com/office/word/2010/wordprocessingDrawing" xmlns:wp="http://schemas.openxmlformats.org/drawingml/2006/wordprocessingDrawing" xmlns:w10="urn:schemas-microsoft-com:office:word" xmlns:w="http://schemas.openxmlformats.org/wordprocessingml/2006/main" xmlns:w14="http://schemas.microsoft.com/office/word/2010/wordml" xmlns:w15="http://schemas.microsoft.com/office/word/2012/wordml" xmlns:w16cid="http://schemas.microsoft.com/office/word/2016/wordml/cid" xmlns:w16se="http://schemas.microsoft.com/office/word/2015/wordml/symex" xmlns:wpg="http://schemas.microsoft.com/office/word/2010/wordprocessingGroup" xmlns:wpi="http://schemas.microsoft.com/office/word/2010/wordprocessingInk" xmlns:wne="http://schemas.microsoft.com/office/word/2006/wordml" xmlns:wps="http://schemas.microsoft.com/office/word/2010/wordprocessingShape" mc:Ignorable="w14 w15 w16se w16cid wp14">
+<w:hdr xmlns:wpc="http://schemas.microsoft.com/office/word/2010/wordprocessingCanvas" xmlns:cx="http://schemas.microsoft.com/office/drawing/2014/chartex" xmlns:cx1="http://schemas.microsoft.com/office/drawing/2015/9/8/chartex" xmlns:cx2="http://schemas.microsoft.com/office/drawing/2015/10/21/chartex" xmlns:cx3="http://schemas.microsoft.com/office/drawing/2016/5/9/chartex" xmlns:cx4="http://schemas.microsoft.com/office/drawing/2016/5/10/chartex" xmlns:cx5="http://schemas.microsoft.com/office/drawing/2016/5/11/chartex" xmlns:cx6="http://schemas.microsoft.com/office/drawing/2016/5/12/chartex" xmlns:cx7="http://schemas.microsoft.com/office/drawing/2016/5/13/chartex" xmlns:cx8="http://schemas.microsoft.com/office/drawing/2016/5/14/chartex" xmlns:mc="http://schemas.openxmlformats.org/markup-compatibility/2006" xmlns:aink="http://schemas.microsoft.com/office/drawing/2016/ink" xmlns:am3d="http://schemas.microsoft.com/office/drawing/2017/model3d" xmlns:o="urn:schemas-microsoft-com:office:office" xmlns:oel="http://schemas.microsoft.com/office/2019/extlst" xmlns:r="http://schemas.openxmlformats.org/officeDocument/2006/relationships" xmlns:m="http://schemas.openxmlformats.org/officeDocument/2006/math" xmlns:v="urn:schemas-microsoft-com:vml" xmlns:wp14="http://schemas.microsoft.com/office/word/2010/wordprocessingDrawing" xmlns:wp="http://schemas.openxmlformats.org/drawingml/2006/wordprocessingDrawing" xmlns:w10="urn:schemas-microsoft-com:office:word" xmlns:w="http://schemas.openxmlformats.org/wordprocessingml/2006/main" xmlns:w14="http://schemas.microsoft.com/office/word/2010/wordml" xmlns:w15="http://schemas.microsoft.com/office/word/2012/wordml" xmlns:w16cex="http://schemas.microsoft.com/office/word/2018/wordml/cex" xmlns:w16cid="http://schemas.microsoft.com/office/word/2016/wordml/cid" xmlns:w16="http://schemas.microsoft.com/office/word/2018/wordml" xmlns:w16du="http://schemas.microsoft.com/office/word/2023/wordml/word16du" xmlns:w16sdtdh="http://schemas.microsoft.com/office/word/2020/wordml/sdtdatahash" xmlns:w16sdtfl="http://schemas.microsoft.com/office/word/2024/wordml/sdtformatlock" xmlns:w16se="http://schemas.microsoft.com/office/word/2015/wordml/symex" xmlns:wpg="http://schemas.microsoft.com/office/word/2010/wordprocessingGroup" xmlns:wpi="http://schemas.microsoft.com/office/word/2010/wordprocessingInk" xmlns:wne="http://schemas.microsoft.com/office/word/2006/wordml" xmlns:wps="http://schemas.microsoft.com/office/word/2010/wordprocessingShape" mc:Ignorable="w14 w15 w16se w16cid w16 w16cex w16sdtdh w16sdtfl w16du wp14">
   <w:p>
     <w:pPr>
       <w:pStyle w:val="Header"/>
@@ -11020,7 +11281,7 @@
 </file>
 
 <file path=word/header2.xml><?xml version="1.0" encoding="utf-8"?>
-<w:hdr xmlns:wpc="http://schemas.microsoft.com/office/word/2010/wordprocessingCanvas" xmlns:cx="http://schemas.microsoft.com/office/drawing/2014/chartex" xmlns:cx1="http://schemas.microsoft.com/office/drawing/2015/9/8/chartex" xmlns:cx2="http://schemas.microsoft.com/office/drawing/2015/10/21/chartex" xmlns:cx3="http://schemas.microsoft.com/office/drawing/2016/5/9/chartex" xmlns:cx4="http://schemas.microsoft.com/office/drawing/2016/5/10/chartex" xmlns:cx5="http://schemas.microsoft.com/office/drawing/2016/5/11/chartex" xmlns:cx6="http://schemas.microsoft.com/office/drawing/2016/5/12/chartex" xmlns:cx7="http://schemas.microsoft.com/office/drawing/2016/5/13/chartex" xmlns:cx8="http://schemas.microsoft.com/office/drawing/2016/5/14/chartex" xmlns:mc="http://schemas.openxmlformats.org/markup-compatibility/2006" xmlns:aink="http://schemas.microsoft.com/office/drawing/2016/ink" xmlns:am3d="http://schemas.microsoft.com/office/drawing/2017/model3d" xmlns:o="urn:schemas-microsoft-com:office:office" xmlns:r="http://schemas.openxmlformats.org/officeDocument/2006/relationships" xmlns:m="http://schemas.openxmlformats.org/officeDocument/2006/math" xmlns:v="urn:schemas-microsoft-com:vml" xmlns:wp14="http://schemas.microsoft.com/office/word/2010/wordprocessingDrawing" xmlns:wp="http://schemas.openxmlformats.org/drawingml/2006/wordprocessingDrawing" xmlns:w10="urn:schemas-microsoft-com:office:word" xmlns:w="http://schemas.openxmlformats.org/wordprocessingml/2006/main" xmlns:w14="http://schemas.microsoft.com/office/word/2010/wordml" xmlns:w15="http://schemas.microsoft.com/office/word/2012/wordml" xmlns:w16cid="http://schemas.microsoft.com/office/word/2016/wordml/cid" xmlns:w16se="http://schemas.microsoft.com/office/word/2015/wordml/symex" xmlns:wpg="http://schemas.microsoft.com/office/word/2010/wordprocessingGroup" xmlns:wpi="http://schemas.microsoft.com/office/word/2010/wordprocessingInk" xmlns:wne="http://schemas.microsoft.com/office/word/2006/wordml" xmlns:wps="http://schemas.microsoft.com/office/word/2010/wordprocessingShape" mc:Ignorable="w14 w15 w16se w16cid wp14">
+<w:hdr xmlns:wpc="http://schemas.microsoft.com/office/word/2010/wordprocessingCanvas" xmlns:cx="http://schemas.microsoft.com/office/drawing/2014/chartex" xmlns:cx1="http://schemas.microsoft.com/office/drawing/2015/9/8/chartex" xmlns:cx2="http://schemas.microsoft.com/office/drawing/2015/10/21/chartex" xmlns:cx3="http://schemas.microsoft.com/office/drawing/2016/5/9/chartex" xmlns:cx4="http://schemas.microsoft.com/office/drawing/2016/5/10/chartex" xmlns:cx5="http://schemas.microsoft.com/office/drawing/2016/5/11/chartex" xmlns:cx6="http://schemas.microsoft.com/office/drawing/2016/5/12/chartex" xmlns:cx7="http://schemas.microsoft.com/office/drawing/2016/5/13/chartex" xmlns:cx8="http://schemas.microsoft.com/office/drawing/2016/5/14/chartex" xmlns:mc="http://schemas.openxmlformats.org/markup-compatibility/2006" xmlns:aink="http://schemas.microsoft.com/office/drawing/2016/ink" xmlns:am3d="http://schemas.microsoft.com/office/drawing/2017/model3d" xmlns:o="urn:schemas-microsoft-com:office:office" xmlns:oel="http://schemas.microsoft.com/office/2019/extlst" xmlns:r="http://schemas.openxmlformats.org/officeDocument/2006/relationships" xmlns:m="http://schemas.openxmlformats.org/officeDocument/2006/math" xmlns:v="urn:schemas-microsoft-com:vml" xmlns:wp14="http://schemas.microsoft.com/office/word/2010/wordprocessingDrawing" xmlns:wp="http://schemas.openxmlformats.org/drawingml/2006/wordprocessingDrawing" xmlns:w10="urn:schemas-microsoft-com:office:word" xmlns:w="http://schemas.openxmlformats.org/wordprocessingml/2006/main" xmlns:w14="http://schemas.microsoft.com/office/word/2010/wordml" xmlns:w15="http://schemas.microsoft.com/office/word/2012/wordml" xmlns:w16cex="http://schemas.microsoft.com/office/word/2018/wordml/cex" xmlns:w16cid="http://schemas.microsoft.com/office/word/2016/wordml/cid" xmlns:w16="http://schemas.microsoft.com/office/word/2018/wordml" xmlns:w16du="http://schemas.microsoft.com/office/word/2023/wordml/word16du" xmlns:w16sdtdh="http://schemas.microsoft.com/office/word/2020/wordml/sdtdatahash" xmlns:w16sdtfl="http://schemas.microsoft.com/office/word/2024/wordml/sdtformatlock" xmlns:w16se="http://schemas.microsoft.com/office/word/2015/wordml/symex" xmlns:wpg="http://schemas.microsoft.com/office/word/2010/wordprocessingGroup" xmlns:wpi="http://schemas.microsoft.com/office/word/2010/wordprocessingInk" xmlns:wne="http://schemas.microsoft.com/office/word/2006/wordml" xmlns:wps="http://schemas.microsoft.com/office/word/2010/wordprocessingShape" mc:Ignorable="w14 w15 w16se w16cid w16 w16cex w16sdtdh w16sdtfl w16du wp14">
   <w:p>
     <w:pPr>
       <w:pStyle w:val="Header"/>
@@ -11101,7 +11362,7 @@
 </file>
 
 <file path=word/header3.xml><?xml version="1.0" encoding="utf-8"?>
-<w:hdr xmlns:wpc="http://schemas.microsoft.com/office/word/2010/wordprocessingCanvas" xmlns:cx="http://schemas.microsoft.com/office/drawing/2014/chartex" xmlns:cx1="http://schemas.microsoft.com/office/drawing/2015/9/8/chartex" xmlns:cx2="http://schemas.microsoft.com/office/drawing/2015/10/21/chartex" xmlns:cx3="http://schemas.microsoft.com/office/drawing/2016/5/9/chartex" xmlns:cx4="http://schemas.microsoft.com/office/drawing/2016/5/10/chartex" xmlns:cx5="http://schemas.microsoft.com/office/drawing/2016/5/11/chartex" xmlns:cx6="http://schemas.microsoft.com/office/drawing/2016/5/12/chartex" xmlns:cx7="http://schemas.microsoft.com/office/drawing/2016/5/13/chartex" xmlns:cx8="http://schemas.microsoft.com/office/drawing/2016/5/14/chartex" xmlns:mc="http://schemas.openxmlformats.org/markup-compatibility/2006" xmlns:aink="http://schemas.microsoft.com/office/drawing/2016/ink" xmlns:am3d="http://schemas.microsoft.com/office/drawing/2017/model3d" xmlns:o="urn:schemas-microsoft-com:office:office" xmlns:r="http://schemas.openxmlformats.org/officeDocument/2006/relationships" xmlns:m="http://schemas.openxmlformats.org/officeDocument/2006/math" xmlns:v="urn:schemas-microsoft-com:vml" xmlns:wp14="http://schemas.microsoft.com/office/word/2010/wordprocessingDrawing" xmlns:wp="http://schemas.openxmlformats.org/drawingml/2006/wordprocessingDrawing" xmlns:w10="urn:schemas-microsoft-com:office:word" xmlns:w="http://schemas.openxmlformats.org/wordprocessingml/2006/main" xmlns:w14="http://schemas.microsoft.com/office/word/2010/wordml" xmlns:w15="http://schemas.microsoft.com/office/word/2012/wordml" xmlns:w16cid="http://schemas.microsoft.com/office/word/2016/wordml/cid" xmlns:w16se="http://schemas.microsoft.com/office/word/2015/wordml/symex" xmlns:wpg="http://schemas.microsoft.com/office/word/2010/wordprocessingGroup" xmlns:wpi="http://schemas.microsoft.com/office/word/2010/wordprocessingInk" xmlns:wne="http://schemas.microsoft.com/office/word/2006/wordml" xmlns:wps="http://schemas.microsoft.com/office/word/2010/wordprocessingShape" mc:Ignorable="w14 w15 w16se w16cid wp14">
+<w:hdr xmlns:wpc="http://schemas.microsoft.com/office/word/2010/wordprocessingCanvas" xmlns:cx="http://schemas.microsoft.com/office/drawing/2014/chartex" xmlns:cx1="http://schemas.microsoft.com/office/drawing/2015/9/8/chartex" xmlns:cx2="http://schemas.microsoft.com/office/drawing/2015/10/21/chartex" xmlns:cx3="http://schemas.microsoft.com/office/drawing/2016/5/9/chartex" xmlns:cx4="http://schemas.microsoft.com/office/drawing/2016/5/10/chartex" xmlns:cx5="http://schemas.microsoft.com/office/drawing/2016/5/11/chartex" xmlns:cx6="http://schemas.microsoft.com/office/drawing/2016/5/12/chartex" xmlns:cx7="http://schemas.microsoft.com/office/drawing/2016/5/13/chartex" xmlns:cx8="http://schemas.microsoft.com/office/drawing/2016/5/14/chartex" xmlns:mc="http://schemas.openxmlformats.org/markup-compatibility/2006" xmlns:aink="http://schemas.microsoft.com/office/drawing/2016/ink" xmlns:am3d="http://schemas.microsoft.com/office/drawing/2017/model3d" xmlns:o="urn:schemas-microsoft-com:office:office" xmlns:oel="http://schemas.microsoft.com/office/2019/extlst" xmlns:r="http://schemas.openxmlformats.org/officeDocument/2006/relationships" xmlns:m="http://schemas.openxmlformats.org/officeDocument/2006/math" xmlns:v="urn:schemas-microsoft-com:vml" xmlns:wp14="http://schemas.microsoft.com/office/word/2010/wordprocessingDrawing" xmlns:wp="http://schemas.openxmlformats.org/drawingml/2006/wordprocessingDrawing" xmlns:w10="urn:schemas-microsoft-com:office:word" xmlns:w="http://schemas.openxmlformats.org/wordprocessingml/2006/main" xmlns:w14="http://schemas.microsoft.com/office/word/2010/wordml" xmlns:w15="http://schemas.microsoft.com/office/word/2012/wordml" xmlns:w16cex="http://schemas.microsoft.com/office/word/2018/wordml/cex" xmlns:w16cid="http://schemas.microsoft.com/office/word/2016/wordml/cid" xmlns:w16="http://schemas.microsoft.com/office/word/2018/wordml" xmlns:w16du="http://schemas.microsoft.com/office/word/2023/wordml/word16du" xmlns:w16sdtdh="http://schemas.microsoft.com/office/word/2020/wordml/sdtdatahash" xmlns:w16sdtfl="http://schemas.microsoft.com/office/word/2024/wordml/sdtformatlock" xmlns:w16se="http://schemas.microsoft.com/office/word/2015/wordml/symex" xmlns:wpg="http://schemas.microsoft.com/office/word/2010/wordprocessingGroup" xmlns:wpi="http://schemas.microsoft.com/office/word/2010/wordprocessingInk" xmlns:wne="http://schemas.microsoft.com/office/word/2006/wordml" xmlns:wps="http://schemas.microsoft.com/office/word/2010/wordprocessingShape" mc:Ignorable="w14 w15 w16se w16cid w16 w16cex w16sdtdh w16sdtfl w16du wp14">
   <w:p>
     <w:pPr>
       <w:pStyle w:val="Header"/>
@@ -11111,7 +11372,7 @@
 </file>
 
 <file path=word/numbering.xml><?xml version="1.0" encoding="utf-8"?>
-<w:numbering xmlns:wpc="http://schemas.microsoft.com/office/word/2010/wordprocessingCanvas" xmlns:cx="http://schemas.microsoft.com/office/drawing/2014/chartex" xmlns:cx1="http://schemas.microsoft.com/office/drawing/2015/9/8/chartex" xmlns:cx2="http://schemas.microsoft.com/office/drawing/2015/10/21/chartex" xmlns:cx3="http://schemas.microsoft.com/office/drawing/2016/5/9/chartex" xmlns:cx4="http://schemas.microsoft.com/office/drawing/2016/5/10/chartex" xmlns:cx5="http://schemas.microsoft.com/office/drawing/2016/5/11/chartex" xmlns:cx6="http://schemas.microsoft.com/office/drawing/2016/5/12/chartex" xmlns:cx7="http://schemas.microsoft.com/office/drawing/2016/5/13/chartex" xmlns:cx8="http://schemas.microsoft.com/office/drawing/2016/5/14/chartex" xmlns:mc="http://schemas.openxmlformats.org/markup-compatibility/2006" xmlns:aink="http://schemas.microsoft.com/office/drawing/2016/ink" xmlns:am3d="http://schemas.microsoft.com/office/drawing/2017/model3d" xmlns:o="urn:schemas-microsoft-com:office:office" xmlns:r="http://schemas.openxmlformats.org/officeDocument/2006/relationships" xmlns:m="http://schemas.openxmlformats.org/officeDocument/2006/math" xmlns:v="urn:schemas-microsoft-com:vml" xmlns:wp14="http://schemas.microsoft.com/office/word/2010/wordprocessingDrawing" xmlns:wp="http://schemas.openxmlformats.org/drawingml/2006/wordprocessingDrawing" xmlns:w10="urn:schemas-microsoft-com:office:word" xmlns:w="http://schemas.openxmlformats.org/wordprocessingml/2006/main" xmlns:w14="http://schemas.microsoft.com/office/word/2010/wordml" xmlns:w15="http://schemas.microsoft.com/office/word/2012/wordml" xmlns:w16cid="http://schemas.microsoft.com/office/word/2016/wordml/cid" xmlns:w16se="http://schemas.microsoft.com/office/word/2015/wordml/symex" xmlns:wpg="http://schemas.microsoft.com/office/word/2010/wordprocessingGroup" xmlns:wpi="http://schemas.microsoft.com/office/word/2010/wordprocessingInk" xmlns:wne="http://schemas.microsoft.com/office/word/2006/wordml" xmlns:wps="http://schemas.microsoft.com/office/word/2010/wordprocessingShape" mc:Ignorable="w14 w15 w16se w16cid wp14">
+<w:numbering xmlns:wpc="http://schemas.microsoft.com/office/word/2010/wordprocessingCanvas" xmlns:cx="http://schemas.microsoft.com/office/drawing/2014/chartex" xmlns:cx1="http://schemas.microsoft.com/office/drawing/2015/9/8/chartex" xmlns:cx2="http://schemas.microsoft.com/office/drawing/2015/10/21/chartex" xmlns:cx3="http://schemas.microsoft.com/office/drawing/2016/5/9/chartex" xmlns:cx4="http://schemas.microsoft.com/office/drawing/2016/5/10/chartex" xmlns:cx5="http://schemas.microsoft.com/office/drawing/2016/5/11/chartex" xmlns:cx6="http://schemas.microsoft.com/office/drawing/2016/5/12/chartex" xmlns:cx7="http://schemas.microsoft.com/office/drawing/2016/5/13/chartex" xmlns:cx8="http://schemas.microsoft.com/office/drawing/2016/5/14/chartex" xmlns:mc="http://schemas.openxmlformats.org/markup-compatibility/2006" xmlns:aink="http://schemas.microsoft.com/office/drawing/2016/ink" xmlns:am3d="http://schemas.microsoft.com/office/drawing/2017/model3d" xmlns:o="urn:schemas-microsoft-com:office:office" xmlns:oel="http://schemas.microsoft.com/office/2019/extlst" xmlns:r="http://schemas.openxmlformats.org/officeDocument/2006/relationships" xmlns:m="http://schemas.openxmlformats.org/officeDocument/2006/math" xmlns:v="urn:schemas-microsoft-com:vml" xmlns:wp14="http://schemas.microsoft.com/office/word/2010/wordprocessingDrawing" xmlns:wp="http://schemas.openxmlformats.org/drawingml/2006/wordprocessingDrawing" xmlns:w10="urn:schemas-microsoft-com:office:word" xmlns:w="http://schemas.openxmlformats.org/wordprocessingml/2006/main" xmlns:w14="http://schemas.microsoft.com/office/word/2010/wordml" xmlns:w15="http://schemas.microsoft.com/office/word/2012/wordml" xmlns:w16cex="http://schemas.microsoft.com/office/word/2018/wordml/cex" xmlns:w16cid="http://schemas.microsoft.com/office/word/2016/wordml/cid" xmlns:w16="http://schemas.microsoft.com/office/word/2018/wordml" xmlns:w16du="http://schemas.microsoft.com/office/word/2023/wordml/word16du" xmlns:w16sdtdh="http://schemas.microsoft.com/office/word/2020/wordml/sdtdatahash" xmlns:w16sdtfl="http://schemas.microsoft.com/office/word/2024/wordml/sdtformatlock" xmlns:w16se="http://schemas.microsoft.com/office/word/2015/wordml/symex" xmlns:wpg="http://schemas.microsoft.com/office/word/2010/wordprocessingGroup" xmlns:wpi="http://schemas.microsoft.com/office/word/2010/wordprocessingInk" xmlns:wne="http://schemas.microsoft.com/office/word/2006/wordml" xmlns:wps="http://schemas.microsoft.com/office/word/2010/wordprocessingShape" mc:Ignorable="w14 w15 w16se w16cid w16 w16cex w16sdtdh w16sdtfl w16du wp14">
   <w:abstractNum w:abstractNumId="0" w15:restartNumberingAfterBreak="0">
     <w:nsid w:val="01A42758"/>
     <w:multiLevelType w:val="hybridMultilevel"/>
@@ -13992,104 +14253,104 @@
       </w:pPr>
     </w:lvl>
   </w:abstractNum>
-  <w:num w:numId="1">
+  <w:num w:numId="1" w16cid:durableId="1047338193">
     <w:abstractNumId w:val="3"/>
   </w:num>
-  <w:num w:numId="2">
+  <w:num w:numId="2" w16cid:durableId="362898309">
     <w:abstractNumId w:val="18"/>
   </w:num>
-  <w:num w:numId="3">
+  <w:num w:numId="3" w16cid:durableId="448278913">
     <w:abstractNumId w:val="28"/>
   </w:num>
-  <w:num w:numId="4">
+  <w:num w:numId="4" w16cid:durableId="216820468">
     <w:abstractNumId w:val="28"/>
     <w:lvlOverride w:ilvl="0">
       <w:startOverride w:val="1"/>
     </w:lvlOverride>
   </w:num>
-  <w:num w:numId="5">
+  <w:num w:numId="5" w16cid:durableId="1615208230">
     <w:abstractNumId w:val="14"/>
   </w:num>
-  <w:num w:numId="6">
+  <w:num w:numId="6" w16cid:durableId="1696036909">
     <w:abstractNumId w:val="2"/>
   </w:num>
-  <w:num w:numId="7">
+  <w:num w:numId="7" w16cid:durableId="1954747126">
     <w:abstractNumId w:val="22"/>
   </w:num>
-  <w:num w:numId="8">
+  <w:num w:numId="8" w16cid:durableId="2106029083">
     <w:abstractNumId w:val="1"/>
   </w:num>
-  <w:num w:numId="9">
+  <w:num w:numId="9" w16cid:durableId="217858823">
     <w:abstractNumId w:val="13"/>
   </w:num>
-  <w:num w:numId="10">
+  <w:num w:numId="10" w16cid:durableId="898826497">
     <w:abstractNumId w:val="26"/>
   </w:num>
-  <w:num w:numId="11">
+  <w:num w:numId="11" w16cid:durableId="1633362734">
     <w:abstractNumId w:val="15"/>
   </w:num>
-  <w:num w:numId="12">
+  <w:num w:numId="12" w16cid:durableId="1155872943">
     <w:abstractNumId w:val="27"/>
   </w:num>
-  <w:num w:numId="13">
+  <w:num w:numId="13" w16cid:durableId="301886155">
     <w:abstractNumId w:val="16"/>
   </w:num>
-  <w:num w:numId="14">
+  <w:num w:numId="14" w16cid:durableId="1598173344">
     <w:abstractNumId w:val="25"/>
   </w:num>
-  <w:num w:numId="15">
+  <w:num w:numId="15" w16cid:durableId="659846922">
     <w:abstractNumId w:val="24"/>
   </w:num>
-  <w:num w:numId="16">
+  <w:num w:numId="16" w16cid:durableId="2043241032">
     <w:abstractNumId w:val="11"/>
   </w:num>
-  <w:num w:numId="17">
+  <w:num w:numId="17" w16cid:durableId="727849375">
     <w:abstractNumId w:val="4"/>
   </w:num>
-  <w:num w:numId="18">
+  <w:num w:numId="18" w16cid:durableId="1425539216">
     <w:abstractNumId w:val="10"/>
   </w:num>
-  <w:num w:numId="19">
+  <w:num w:numId="19" w16cid:durableId="745493355">
     <w:abstractNumId w:val="0"/>
   </w:num>
-  <w:num w:numId="20">
+  <w:num w:numId="20" w16cid:durableId="1323390165">
     <w:abstractNumId w:val="9"/>
   </w:num>
-  <w:num w:numId="21">
+  <w:num w:numId="21" w16cid:durableId="1506243806">
     <w:abstractNumId w:val="7"/>
   </w:num>
-  <w:num w:numId="22">
+  <w:num w:numId="22" w16cid:durableId="208759392">
     <w:abstractNumId w:val="12"/>
   </w:num>
-  <w:num w:numId="23">
+  <w:num w:numId="23" w16cid:durableId="1798450294">
     <w:abstractNumId w:val="21"/>
   </w:num>
-  <w:num w:numId="24">
+  <w:num w:numId="24" w16cid:durableId="814950993">
     <w:abstractNumId w:val="23"/>
   </w:num>
-  <w:num w:numId="25">
+  <w:num w:numId="25" w16cid:durableId="89476135">
     <w:abstractNumId w:val="19"/>
   </w:num>
-  <w:num w:numId="26">
+  <w:num w:numId="26" w16cid:durableId="1557743809">
     <w:abstractNumId w:val="5"/>
   </w:num>
-  <w:num w:numId="27">
+  <w:num w:numId="27" w16cid:durableId="946815454">
     <w:abstractNumId w:val="8"/>
   </w:num>
-  <w:num w:numId="28">
+  <w:num w:numId="28" w16cid:durableId="289365298">
     <w:abstractNumId w:val="20"/>
   </w:num>
-  <w:num w:numId="29">
+  <w:num w:numId="29" w16cid:durableId="1677263003">
     <w:abstractNumId w:val="6"/>
   </w:num>
-  <w:num w:numId="30">
+  <w:num w:numId="30" w16cid:durableId="320544851">
     <w:abstractNumId w:val="17"/>
   </w:num>
 </w:numbering>
 </file>
 
 <file path=word/styles.xml><?xml version="1.0" encoding="utf-8"?>
-<w:styles xmlns:mc="http://schemas.openxmlformats.org/markup-compatibility/2006" xmlns:r="http://schemas.openxmlformats.org/officeDocument/2006/relationships" xmlns:w="http://schemas.openxmlformats.org/wordprocessingml/2006/main" xmlns:w14="http://schemas.microsoft.com/office/word/2010/wordml" xmlns:w15="http://schemas.microsoft.com/office/word/2012/wordml" xmlns:w16cid="http://schemas.microsoft.com/office/word/2016/wordml/cid" xmlns:w16se="http://schemas.microsoft.com/office/word/2015/wordml/symex" mc:Ignorable="w14 w15 w16se w16cid">
+<w:styles xmlns:mc="http://schemas.openxmlformats.org/markup-compatibility/2006" xmlns:r="http://schemas.openxmlformats.org/officeDocument/2006/relationships" xmlns:w="http://schemas.openxmlformats.org/wordprocessingml/2006/main" xmlns:w14="http://schemas.microsoft.com/office/word/2010/wordml" xmlns:w15="http://schemas.microsoft.com/office/word/2012/wordml" xmlns:w16cex="http://schemas.microsoft.com/office/word/2018/wordml/cex" xmlns:w16cid="http://schemas.microsoft.com/office/word/2016/wordml/cid" xmlns:w16="http://schemas.microsoft.com/office/word/2018/wordml" xmlns:w16du="http://schemas.microsoft.com/office/word/2023/wordml/word16du" xmlns:w16sdtdh="http://schemas.microsoft.com/office/word/2020/wordml/sdtdatahash" xmlns:w16sdtfl="http://schemas.microsoft.com/office/word/2024/wordml/sdtformatlock" xmlns:w16se="http://schemas.microsoft.com/office/word/2015/wordml/symex" mc:Ignorable="w14 w15 w16se w16cid w16 w16cex w16sdtdh w16sdtfl w16du">
   <w:docDefaults>
     <w:rPrDefault>
       <w:rPr>
@@ -15664,11 +15925,73 @@
 </file>
 
 <file path=customXml/item2.xml><?xml version="1.0" encoding="utf-8"?>
-<ct:contentTypeSchema xmlns:ct="http://schemas.microsoft.com/office/2006/metadata/contentType" xmlns:ma="http://schemas.microsoft.com/office/2006/metadata/properties/metaAttributes" ct:_="" ma:_="" ma:contentTypeName="Document" ma:contentTypeID="0x01010050DA06D914BDE34CBFBF32CE2E7912F8" ma:contentTypeVersion="19" ma:contentTypeDescription="Create a new document." ma:contentTypeScope="" ma:versionID="76675610a4b07ba32dc99688af23a91c">
-  <xsd:schema xmlns:xsd="http://www.w3.org/2001/XMLSchema" xmlns:xs="http://www.w3.org/2001/XMLSchema" xmlns:p="http://schemas.microsoft.com/office/2006/metadata/properties" xmlns:ns2="066b1fa1-e673-41bd-87ba-8687893fe173" xmlns:ns3="62716bce-2e5b-4137-9339-0c56d67fb532" xmlns:ns4="73088aa1-bb70-4e27-95fc-187c5437fa54" targetNamespace="http://schemas.microsoft.com/office/2006/metadata/properties" ma:root="true" ma:fieldsID="e4945c22c07b70bfc9f0e7af6a4e344b" ns2:_="" ns3:_="" ns4:_="">
+<p:properties xmlns:p="http://schemas.microsoft.com/office/2006/metadata/properties" xmlns:xsi="http://www.w3.org/2001/XMLSchema-instance" xmlns:pc="http://schemas.microsoft.com/office/infopath/2007/PartnerControls">
+  <documentManagement>
+    <Complete_x003f_ xmlns="62716bce-2e5b-4137-9339-0c56d67fb532">false</Complete_x003f_>
+    <_dlc_DocId xmlns="066b1fa1-e673-41bd-87ba-8687893fe173">2VSTCW3YR7TP-1413294526-11023</_dlc_DocId>
+    <_dlc_DocIdUrl xmlns="066b1fa1-e673-41bd-87ba-8687893fe173">
+      <Url>https://armh.sharepoint.com/sites/TS-ArmEducationNew/ConTech/_layouts/15/DocIdRedir.aspx?ID=2VSTCW3YR7TP-1413294526-11023</Url>
+      <Description>2VSTCW3YR7TP-1413294526-11023</Description>
+    </_dlc_DocIdUrl>
+  </documentManagement>
+</p:properties>
+</file>
+
+<file path=customXml/item3.xml><?xml version="1.0" encoding="utf-8"?>
+<?mso-contentType ?>
+<spe:Receivers xmlns:spe="http://schemas.microsoft.com/sharepoint/events">
+  <Receiver>
+    <Name>Document ID Generator</Name>
+    <Synchronization>Synchronous</Synchronization>
+    <Type>10001</Type>
+    <SequenceNumber>1000</SequenceNumber>
+    <Url/>
+    <Assembly>Microsoft.Office.DocumentManagement, Version=16.0.0.0, Culture=neutral, PublicKeyToken=71e9bce111e9429c</Assembly>
+    <Class>Microsoft.Office.DocumentManagement.Internal.DocIdHandler</Class>
+    <Data/>
+    <Filter/>
+  </Receiver>
+  <Receiver>
+    <Name>Document ID Generator</Name>
+    <Synchronization>Synchronous</Synchronization>
+    <Type>10002</Type>
+    <SequenceNumber>1001</SequenceNumber>
+    <Url/>
+    <Assembly>Microsoft.Office.DocumentManagement, Version=16.0.0.0, Culture=neutral, PublicKeyToken=71e9bce111e9429c</Assembly>
+    <Class>Microsoft.Office.DocumentManagement.Internal.DocIdHandler</Class>
+    <Data/>
+    <Filter/>
+  </Receiver>
+  <Receiver>
+    <Name>Document ID Generator</Name>
+    <Synchronization>Synchronous</Synchronization>
+    <Type>10004</Type>
+    <SequenceNumber>1002</SequenceNumber>
+    <Url/>
+    <Assembly>Microsoft.Office.DocumentManagement, Version=16.0.0.0, Culture=neutral, PublicKeyToken=71e9bce111e9429c</Assembly>
+    <Class>Microsoft.Office.DocumentManagement.Internal.DocIdHandler</Class>
+    <Data/>
+    <Filter/>
+  </Receiver>
+  <Receiver>
+    <Name>Document ID Generator</Name>
+    <Synchronization>Synchronous</Synchronization>
+    <Type>10006</Type>
+    <SequenceNumber>1003</SequenceNumber>
+    <Url/>
+    <Assembly>Microsoft.Office.DocumentManagement, Version=16.0.0.0, Culture=neutral, PublicKeyToken=71e9bce111e9429c</Assembly>
+    <Class>Microsoft.Office.DocumentManagement.Internal.DocIdHandler</Class>
+    <Data/>
+    <Filter/>
+  </Receiver>
+</spe:Receivers>
+</file>
+
+<file path=customXml/item4.xml><?xml version="1.0" encoding="utf-8"?>
+<ct:contentTypeSchema xmlns:ct="http://schemas.microsoft.com/office/2006/metadata/contentType" xmlns:ma="http://schemas.microsoft.com/office/2006/metadata/properties/metaAttributes" ct:_="" ma:_="" ma:contentTypeName="Document" ma:contentTypeID="0x01010050DA06D914BDE34CBFBF32CE2E7912F8" ma:contentTypeVersion="14" ma:contentTypeDescription="Create a new document." ma:contentTypeScope="" ma:versionID="b618f742d6e177fc5b6975c676c03623">
+  <xsd:schema xmlns:xsd="http://www.w3.org/2001/XMLSchema" xmlns:xs="http://www.w3.org/2001/XMLSchema" xmlns:p="http://schemas.microsoft.com/office/2006/metadata/properties" xmlns:ns2="066b1fa1-e673-41bd-87ba-8687893fe173" xmlns:ns3="62716bce-2e5b-4137-9339-0c56d67fb532" targetNamespace="http://schemas.microsoft.com/office/2006/metadata/properties" ma:root="true" ma:fieldsID="d5bce55925777f3b4884316d1d3fa24e" ns2:_="" ns3:_="">
     <xsd:import namespace="066b1fa1-e673-41bd-87ba-8687893fe173"/>
     <xsd:import namespace="62716bce-2e5b-4137-9339-0c56d67fb532"/>
-    <xsd:import namespace="73088aa1-bb70-4e27-95fc-187c5437fa54"/>
     <xsd:element name="properties">
       <xsd:complexType>
         <xsd:sequence>
@@ -15692,8 +16015,6 @@
                 <xsd:element ref="ns3:Complete_x003f_" minOccurs="0"/>
                 <xsd:element ref="ns3:MediaServiceLocation" minOccurs="0"/>
                 <xsd:element ref="ns3:MediaLengthInSeconds" minOccurs="0"/>
-                <xsd:element ref="ns4:TaxCatchAll" minOccurs="0"/>
-                <xsd:element ref="ns3:lcf76f155ced4ddcb4097134ff3c332f" minOccurs="0"/>
               </xsd:all>
             </xsd:complexType>
           </xsd:element>
@@ -15820,28 +16141,6 @@
         <xsd:restriction base="dms:Unknown"/>
       </xsd:simpleType>
     </xsd:element>
-    <xsd:element name="lcf76f155ced4ddcb4097134ff3c332f" ma:index="27" nillable="true" ma:taxonomy="true" ma:internalName="lcf76f155ced4ddcb4097134ff3c332f" ma:taxonomyFieldName="MediaServiceImageTags" ma:displayName="Image Tags" ma:readOnly="false" ma:fieldId="{5cf76f15-5ced-4ddc-b409-7134ff3c332f}" ma:taxonomyMulti="true" ma:sspId="f61796df-71c9-4044-bd3e-1edca60bec75" ma:termSetId="09814cd3-568e-fe90-9814-8d621ff8fb84" ma:anchorId="fba54fb3-c3e1-fe81-a776-ca4b69148c4d" ma:open="true" ma:isKeyword="false">
-      <xsd:complexType>
-        <xsd:sequence>
-          <xsd:element ref="pc:Terms" minOccurs="0" maxOccurs="1"/>
-        </xsd:sequence>
-      </xsd:complexType>
-    </xsd:element>
-  </xsd:schema>
-  <xsd:schema xmlns:xsd="http://www.w3.org/2001/XMLSchema" xmlns:xs="http://www.w3.org/2001/XMLSchema" xmlns:dms="http://schemas.microsoft.com/office/2006/documentManagement/types" xmlns:pc="http://schemas.microsoft.com/office/infopath/2007/PartnerControls" targetNamespace="73088aa1-bb70-4e27-95fc-187c5437fa54" elementFormDefault="qualified">
-    <xsd:import namespace="http://schemas.microsoft.com/office/2006/documentManagement/types"/>
-    <xsd:import namespace="http://schemas.microsoft.com/office/infopath/2007/PartnerControls"/>
-    <xsd:element name="TaxCatchAll" ma:index="25" nillable="true" ma:displayName="Taxonomy Catch All Column" ma:hidden="true" ma:list="{bdbb7f30-1cba-46b0-9c32-e3bc1cc23d13}" ma:internalName="TaxCatchAll" ma:showField="CatchAllData" ma:web="066b1fa1-e673-41bd-87ba-8687893fe173">
-      <xsd:complexType>
-        <xsd:complexContent>
-          <xsd:extension base="dms:MultiChoiceLookup">
-            <xsd:sequence>
-              <xsd:element name="Value" type="dms:Lookup" maxOccurs="unbounded" minOccurs="0" nillable="true"/>
-            </xsd:sequence>
-          </xsd:extension>
-        </xsd:complexContent>
-      </xsd:complexType>
-    </xsd:element>
   </xsd:schema>
   <xsd:schema xmlns="http://schemas.openxmlformats.org/package/2006/metadata/core-properties" xmlns:xsd="http://www.w3.org/2001/XMLSchema" xmlns:xsi="http://www.w3.org/2001/XMLSchema-instance" xmlns:dc="http://purl.org/dc/elements/1.1/" xmlns:dcterms="http://purl.org/dc/terms/" xmlns:odoc="http://schemas.microsoft.com/internal/obd" targetNamespace="http://schemas.openxmlformats.org/package/2006/metadata/core-properties" elementFormDefault="qualified" attributeFormDefault="unqualified" blockDefault="#all">
     <xsd:import namespace="http://purl.org/dc/elements/1.1/" schemaLocation="http://dublincore.org/schemas/xmls/qdc/2003/04/02/dc.xsd"/>
@@ -15942,57 +16241,7 @@
 </ct:contentTypeSchema>
 </file>
 
-<file path=customXml/item3.xml><?xml version="1.0" encoding="utf-8"?>
-<?mso-contentType ?>
-<spe:Receivers xmlns:spe="http://schemas.microsoft.com/sharepoint/events">
-  <Receiver>
-    <Name>Document ID Generator</Name>
-    <Synchronization>Synchronous</Synchronization>
-    <Type>10001</Type>
-    <SequenceNumber>1000</SequenceNumber>
-    <Url/>
-    <Assembly>Microsoft.Office.DocumentManagement, Version=16.0.0.0, Culture=neutral, PublicKeyToken=71e9bce111e9429c</Assembly>
-    <Class>Microsoft.Office.DocumentManagement.Internal.DocIdHandler</Class>
-    <Data/>
-    <Filter/>
-  </Receiver>
-  <Receiver>
-    <Name>Document ID Generator</Name>
-    <Synchronization>Synchronous</Synchronization>
-    <Type>10002</Type>
-    <SequenceNumber>1001</SequenceNumber>
-    <Url/>
-    <Assembly>Microsoft.Office.DocumentManagement, Version=16.0.0.0, Culture=neutral, PublicKeyToken=71e9bce111e9429c</Assembly>
-    <Class>Microsoft.Office.DocumentManagement.Internal.DocIdHandler</Class>
-    <Data/>
-    <Filter/>
-  </Receiver>
-  <Receiver>
-    <Name>Document ID Generator</Name>
-    <Synchronization>Synchronous</Synchronization>
-    <Type>10004</Type>
-    <SequenceNumber>1002</SequenceNumber>
-    <Url/>
-    <Assembly>Microsoft.Office.DocumentManagement, Version=16.0.0.0, Culture=neutral, PublicKeyToken=71e9bce111e9429c</Assembly>
-    <Class>Microsoft.Office.DocumentManagement.Internal.DocIdHandler</Class>
-    <Data/>
-    <Filter/>
-  </Receiver>
-  <Receiver>
-    <Name>Document ID Generator</Name>
-    <Synchronization>Synchronous</Synchronization>
-    <Type>10006</Type>
-    <SequenceNumber>1003</SequenceNumber>
-    <Url/>
-    <Assembly>Microsoft.Office.DocumentManagement, Version=16.0.0.0, Culture=neutral, PublicKeyToken=71e9bce111e9429c</Assembly>
-    <Class>Microsoft.Office.DocumentManagement.Internal.DocIdHandler</Class>
-    <Data/>
-    <Filter/>
-  </Receiver>
-</spe:Receivers>
-</file>
-
-<file path=customXml/item4.xml><?xml version="1.0" encoding="utf-8"?>
+<file path=customXml/item5.xml><?xml version="1.0" encoding="utf-8"?>
 <?mso-contentType ?>
 <FormTemplates xmlns="http://schemas.microsoft.com/sharepoint/v3/contenttype/forms">
   <Display>DocumentLibraryForm</Display>
@@ -16001,25 +16250,8 @@
 </FormTemplates>
 </file>
 
-<file path=customXml/item5.xml><?xml version="1.0" encoding="utf-8"?>
-<p:properties xmlns:p="http://schemas.microsoft.com/office/2006/metadata/properties" xmlns:xsi="http://www.w3.org/2001/XMLSchema-instance" xmlns:pc="http://schemas.microsoft.com/office/infopath/2007/PartnerControls">
-  <documentManagement>
-    <Complete_x003f_ xmlns="62716bce-2e5b-4137-9339-0c56d67fb532">false</Complete_x003f_>
-    <_dlc_DocId xmlns="066b1fa1-e673-41bd-87ba-8687893fe173">2VSTCW3YR7TP-1413294526-11002</_dlc_DocId>
-    <_dlc_DocIdUrl xmlns="066b1fa1-e673-41bd-87ba-8687893fe173">
-      <Url>https://armh.sharepoint.com/sites/TS-ArmEducationNew/ConTech/_layouts/15/DocIdRedir.aspx?ID=2VSTCW3YR7TP-1413294526-11002</Url>
-      <Description>2VSTCW3YR7TP-1413294526-11002</Description>
-    </_dlc_DocIdUrl>
-    <TaxCatchAll xmlns="73088aa1-bb70-4e27-95fc-187c5437fa54" xsi:nil="true"/>
-    <lcf76f155ced4ddcb4097134ff3c332f xmlns="62716bce-2e5b-4137-9339-0c56d67fb532">
-      <Terms xmlns="http://schemas.microsoft.com/office/infopath/2007/PartnerControls"/>
-    </lcf76f155ced4ddcb4097134ff3c332f>
-  </documentManagement>
-</p:properties>
-</file>
-
 <file path=customXml/itemProps1.xml><?xml version="1.0" encoding="utf-8"?>
-<ds:datastoreItem xmlns:ds="http://schemas.openxmlformats.org/officeDocument/2006/customXml" ds:itemID="{4FB1CD4C-8B77-42E1-843C-E252CD3511E7}">
+<ds:datastoreItem xmlns:ds="http://schemas.openxmlformats.org/officeDocument/2006/customXml" ds:itemID="{1B4068C3-478C-47FD-9BCD-9EBEFEE47915}">
   <ds:schemaRefs>
     <ds:schemaRef ds:uri="http://schemas.openxmlformats.org/officeDocument/2006/bibliography"/>
   </ds:schemaRefs>
@@ -16027,17 +16259,47 @@
 </file>
 
 <file path=customXml/itemProps2.xml><?xml version="1.0" encoding="utf-8"?>
-<ds:datastoreItem xmlns:ds="http://schemas.openxmlformats.org/officeDocument/2006/customXml" ds:itemID="{F7024690-9ADF-43F8-86FF-BB8942AEB769}"/>
+<ds:datastoreItem xmlns:ds="http://schemas.openxmlformats.org/officeDocument/2006/customXml" ds:itemID="{30EF5E19-50AD-458E-B579-8C93036D901B}">
+  <ds:schemaRefs>
+    <ds:schemaRef ds:uri="http://schemas.microsoft.com/office/2006/metadata/properties"/>
+    <ds:schemaRef ds:uri="http://schemas.microsoft.com/office/infopath/2007/PartnerControls"/>
+    <ds:schemaRef ds:uri="62716bce-2e5b-4137-9339-0c56d67fb532"/>
+    <ds:schemaRef ds:uri="066b1fa1-e673-41bd-87ba-8687893fe173"/>
+  </ds:schemaRefs>
+</ds:datastoreItem>
 </file>
 
 <file path=customXml/itemProps3.xml><?xml version="1.0" encoding="utf-8"?>
-<ds:datastoreItem xmlns:ds="http://schemas.openxmlformats.org/officeDocument/2006/customXml" ds:itemID="{E57939FB-8ABC-4A8F-9B54-867CF2F504BA}"/>
+<ds:datastoreItem xmlns:ds="http://schemas.openxmlformats.org/officeDocument/2006/customXml" ds:itemID="{4124997C-5596-4415-BF9A-0E9A5080C427}">
+  <ds:schemaRefs>
+    <ds:schemaRef ds:uri="http://schemas.microsoft.com/sharepoint/events"/>
+  </ds:schemaRefs>
+</ds:datastoreItem>
 </file>
 
 <file path=customXml/itemProps4.xml><?xml version="1.0" encoding="utf-8"?>
-<ds:datastoreItem xmlns:ds="http://schemas.openxmlformats.org/officeDocument/2006/customXml" ds:itemID="{8984BC34-79F7-4E7F-8556-3E4AD76AB3DA}"/>
+<ds:datastoreItem xmlns:ds="http://schemas.openxmlformats.org/officeDocument/2006/customXml" ds:itemID="{EAA9C4C5-0997-4F67-994B-0BB9891C89EC}">
+  <ds:schemaRefs>
+    <ds:schemaRef ds:uri="http://schemas.microsoft.com/office/2006/metadata/contentType"/>
+    <ds:schemaRef ds:uri="http://schemas.microsoft.com/office/2006/metadata/properties/metaAttributes"/>
+    <ds:schemaRef ds:uri="http://www.w3.org/2001/XMLSchema"/>
+    <ds:schemaRef ds:uri="http://schemas.microsoft.com/office/2006/metadata/properties"/>
+    <ds:schemaRef ds:uri="066b1fa1-e673-41bd-87ba-8687893fe173"/>
+    <ds:schemaRef ds:uri="62716bce-2e5b-4137-9339-0c56d67fb532"/>
+    <ds:schemaRef ds:uri="http://schemas.microsoft.com/office/2006/documentManagement/types"/>
+    <ds:schemaRef ds:uri="http://schemas.microsoft.com/office/infopath/2007/PartnerControls"/>
+    <ds:schemaRef ds:uri="http://schemas.openxmlformats.org/package/2006/metadata/core-properties"/>
+    <ds:schemaRef ds:uri="http://purl.org/dc/elements/1.1/"/>
+    <ds:schemaRef ds:uri="http://purl.org/dc/terms/"/>
+    <ds:schemaRef ds:uri="http://schemas.microsoft.com/internal/obd"/>
+  </ds:schemaRefs>
+</ds:datastoreItem>
 </file>
 
 <file path=customXml/itemProps5.xml><?xml version="1.0" encoding="utf-8"?>
-<ds:datastoreItem xmlns:ds="http://schemas.openxmlformats.org/officeDocument/2006/customXml" ds:itemID="{6D7FCC3D-9EC4-45C6-8B00-EDE2450BFFF0}"/>
+<ds:datastoreItem xmlns:ds="http://schemas.openxmlformats.org/officeDocument/2006/customXml" ds:itemID="{C4AF9F32-632E-4D8D-A5F4-3EAB433594A0}">
+  <ds:schemaRefs>
+    <ds:schemaRef ds:uri="http://schemas.microsoft.com/sharepoint/v3/contenttype/forms"/>
+  </ds:schemaRefs>
+</ds:datastoreItem>
 </file>